--- a/eng/docx/41.content.docx
+++ b/eng/docx/41.content.docx
@@ -19,7 +19,7 @@
         <w:rPr>
           <w:lang w:val="en_US" w:bidi="en_US"/>
         </w:rPr>
-        <w:t>Resource: Study Notes - Book Intros (Tyndale)</w:t>
+        <w:t>Resource: Tyndale Open Study Notes</w:t>
       </w:r>
       <w:r>
         <w:rPr>
@@ -112,7 +112,7 @@
         <w:rPr>
           <w:lang w:val="en_US" w:bidi="en_US"/>
         </w:rPr>
-        <w:t>Study Notes - Book Intros (Tyndale)</w:t>
+        <w:t>Tyndale Open Study Notes</w:t>
       </w:r>
     </w:p>
     <w:p>

--- a/eng/docx/41.content.docx
+++ b/eng/docx/41.content.docx
@@ -19,7 +19,7 @@
         <w:rPr>
           <w:lang w:val="en_US" w:bidi="en_US"/>
         </w:rPr>
-        <w:t>Resource: Tyndale Open Study Notes</w:t>
+        <w:t>Resource: Aquifer Open Study Notes (Book Intros)</w:t>
       </w:r>
       <w:r>
         <w:rPr>
@@ -112,7 +112,7 @@
         <w:rPr>
           <w:lang w:val="en_US" w:bidi="en_US"/>
         </w:rPr>
-        <w:t>Tyndale Open Study Notes</w:t>
+        <w:t>Aquifer Open Study Notes (Book Intros)</w:t>
       </w:r>
     </w:p>
     <w:p>

--- a/eng/docx/41.content.docx
+++ b/eng/docx/41.content.docx
@@ -233,18 +233,12 @@
         </w:rPr>
         <w:t>In his opening verse, Mark gives his audience the main key to understanding his gospel. We can learn about the disciples and other characters. What matters most is what Mark teaches about "Jesus Christ, the Son of God" (</w:t>
       </w:r>
-      <w:hyperlink r:id="rId13">
-        <w:r>
-          <w:rPr>
-            <w:lang w:val="en_US" w:bidi="en_US"/>
-          </w:rPr>
-          <w:rPr>
-            <w:color w:val="0000EE"/>
-            <w:u w:val="single"/>
-          </w:rPr>
-          <w:t>Mark 1:1</w:t>
-        </w:r>
-      </w:hyperlink>
+      <w:r>
+        <w:rPr>
+          <w:lang w:val="en_US" w:bidi="en_US"/>
+        </w:rPr>
+        <w:t>Mark 1:1</w:t>
+      </w:r>
       <w:r>
         <w:rPr>
           <w:lang w:val="en_US" w:bidi="en_US"/>
@@ -289,18 +283,12 @@
         </w:rPr>
         <w:t xml:space="preserve"> means “belonging to the official list of books that the church accepts as Scripture.” Most scholars believe Mark was the first written gospel. Instead, people shared gospel stories out loud, guided by personal witnesses and ministers of God's word (</w:t>
       </w:r>
-      <w:hyperlink r:id="rId14">
-        <w:r>
-          <w:rPr>
-            <w:lang w:val="en_US" w:bidi="en_US"/>
-          </w:rPr>
-          <w:rPr>
-            <w:color w:val="0000EE"/>
-            <w:u w:val="single"/>
-          </w:rPr>
-          <w:t>Luke 1:2</w:t>
-        </w:r>
-      </w:hyperlink>
+      <w:r>
+        <w:rPr>
+          <w:lang w:val="en_US" w:bidi="en_US"/>
+        </w:rPr>
+        <w:t>Luke 1:2</w:t>
+      </w:r>
       <w:r>
         <w:rPr>
           <w:lang w:val="en_US" w:bidi="en_US"/>
@@ -386,18 +374,12 @@
         </w:rPr>
         <w:t xml:space="preserve">In </w:t>
       </w:r>
-      <w:hyperlink r:id="rId15">
-        <w:r>
-          <w:rPr>
-            <w:lang w:val="en_US" w:bidi="en_US"/>
-          </w:rPr>
-          <w:rPr>
-            <w:color w:val="0000EE"/>
-            <w:u w:val="single"/>
-          </w:rPr>
-          <w:t>10:1–52</w:t>
-        </w:r>
-      </w:hyperlink>
+      <w:r>
+        <w:rPr>
+          <w:lang w:val="en_US" w:bidi="en_US"/>
+        </w:rPr>
+        <w:t>10:1–52</w:t>
+      </w:r>
       <w:r>
         <w:rPr>
           <w:lang w:val="en_US" w:bidi="en_US"/>
@@ -422,18 +404,12 @@
         </w:rPr>
         <w:t>The last chapters occur in and around Jerusalem (</w:t>
       </w:r>
-      <w:hyperlink r:id="rId16">
-        <w:r>
-          <w:rPr>
-            <w:lang w:val="en_US" w:bidi="en_US"/>
-          </w:rPr>
-          <w:rPr>
-            <w:color w:val="0000EE"/>
-            <w:u w:val="single"/>
-          </w:rPr>
-          <w:t>11:1–16:20</w:t>
-        </w:r>
-      </w:hyperlink>
+      <w:r>
+        <w:rPr>
+          <w:lang w:val="en_US" w:bidi="en_US"/>
+        </w:rPr>
+        <w:t>11:1–16:20</w:t>
+      </w:r>
       <w:r>
         <w:rPr>
           <w:lang w:val="en_US" w:bidi="en_US"/>
@@ -446,18 +422,12 @@
         </w:rPr>
         <w:t xml:space="preserve">The earliest manuscripts and some other ancient witnesses do not have verses </w:t>
       </w:r>
-      <w:hyperlink r:id="rId17">
-        <w:r>
-          <w:rPr>
-            <w:lang w:val="en_US" w:bidi="en_US"/>
-          </w:rPr>
-          <w:rPr>
-            <w:color w:val="0000EE"/>
-            <w:u w:val="single"/>
-          </w:rPr>
-          <w:t xml:space="preserve">9–20 </w:t>
-        </w:r>
-      </w:hyperlink>
+      <w:r>
+        <w:rPr>
+          <w:lang w:val="en_US" w:bidi="en_US"/>
+        </w:rPr>
+        <w:t xml:space="preserve">9–20 </w:t>
+      </w:r>
       <w:r>
         <w:rPr>
           <w:lang w:val="en_US" w:bidi="en_US"/>
@@ -496,36 +466,24 @@
         </w:rPr>
         <w:t>miracle stories (</w:t>
       </w:r>
-      <w:hyperlink r:id="rId18">
-        <w:r>
-          <w:rPr>
-            <w:lang w:val="en_US" w:bidi="en_US"/>
-          </w:rPr>
-          <w:rPr>
-            <w:color w:val="0000EE"/>
-            <w:u w:val="single"/>
-          </w:rPr>
-          <w:t>1:21–45</w:t>
-        </w:r>
-      </w:hyperlink>
+      <w:r>
+        <w:rPr>
+          <w:lang w:val="en_US" w:bidi="en_US"/>
+        </w:rPr>
+        <w:t>1:21–45</w:t>
+      </w:r>
       <w:r>
         <w:rPr>
           <w:lang w:val="en_US" w:bidi="en_US"/>
         </w:rPr>
         <w:t xml:space="preserve">; </w:t>
       </w:r>
-      <w:hyperlink r:id="rId19">
-        <w:r>
-          <w:rPr>
-            <w:lang w:val="en_US" w:bidi="en_US"/>
-          </w:rPr>
-          <w:rPr>
-            <w:color w:val="0000EE"/>
-            <w:u w:val="single"/>
-          </w:rPr>
-          <w:t>4:35–5:43</w:t>
-        </w:r>
-      </w:hyperlink>
+      <w:r>
+        <w:rPr>
+          <w:lang w:val="en_US" w:bidi="en_US"/>
+        </w:rPr>
+        <w:t>4:35–5:43</w:t>
+      </w:r>
       <w:r>
         <w:rPr>
           <w:lang w:val="en_US" w:bidi="en_US"/>
@@ -550,36 +508,24 @@
         </w:rPr>
         <w:t>stories about controversy or conflict (</w:t>
       </w:r>
-      <w:hyperlink r:id="rId20">
-        <w:r>
-          <w:rPr>
-            <w:lang w:val="en_US" w:bidi="en_US"/>
-          </w:rPr>
-          <w:rPr>
-            <w:color w:val="0000EE"/>
-            <w:u w:val="single"/>
-          </w:rPr>
-          <w:t>2:1–3:6</w:t>
-        </w:r>
-      </w:hyperlink>
+      <w:r>
+        <w:rPr>
+          <w:lang w:val="en_US" w:bidi="en_US"/>
+        </w:rPr>
+        <w:t>2:1–3:6</w:t>
+      </w:r>
       <w:r>
         <w:rPr>
           <w:lang w:val="en_US" w:bidi="en_US"/>
         </w:rPr>
         <w:t xml:space="preserve">; </w:t>
       </w:r>
-      <w:hyperlink r:id="rId21">
-        <w:r>
-          <w:rPr>
-            <w:lang w:val="en_US" w:bidi="en_US"/>
-          </w:rPr>
-          <w:rPr>
-            <w:color w:val="0000EE"/>
-            <w:u w:val="single"/>
-          </w:rPr>
-          <w:t>12:13–37</w:t>
-        </w:r>
-      </w:hyperlink>
+      <w:r>
+        <w:rPr>
+          <w:lang w:val="en_US" w:bidi="en_US"/>
+        </w:rPr>
+        <w:t>12:13–37</w:t>
+      </w:r>
       <w:r>
         <w:rPr>
           <w:lang w:val="en_US" w:bidi="en_US"/>
@@ -604,18 +550,12 @@
         </w:rPr>
         <w:t>parables (symbolic stories with special meanings) (</w:t>
       </w:r>
-      <w:hyperlink r:id="rId22">
-        <w:r>
-          <w:rPr>
-            <w:lang w:val="en_US" w:bidi="en_US"/>
-          </w:rPr>
-          <w:rPr>
-            <w:color w:val="0000EE"/>
-            <w:u w:val="single"/>
-          </w:rPr>
-          <w:t>4:1–34</w:t>
-        </w:r>
-      </w:hyperlink>
+      <w:r>
+        <w:rPr>
+          <w:lang w:val="en_US" w:bidi="en_US"/>
+        </w:rPr>
+        <w:t>4:1–34</w:t>
+      </w:r>
       <w:r>
         <w:rPr>
           <w:lang w:val="en_US" w:bidi="en_US"/>
@@ -640,18 +580,12 @@
         </w:rPr>
         <w:t>teachings about the end of time (</w:t>
       </w:r>
-      <w:hyperlink r:id="rId23">
-        <w:r>
-          <w:rPr>
-            <w:lang w:val="en_US" w:bidi="en_US"/>
-          </w:rPr>
-          <w:rPr>
-            <w:color w:val="0000EE"/>
-            <w:u w:val="single"/>
-          </w:rPr>
-          <w:t>13:5–37</w:t>
-        </w:r>
-      </w:hyperlink>
+      <w:r>
+        <w:rPr>
+          <w:lang w:val="en_US" w:bidi="en_US"/>
+        </w:rPr>
+        <w:t>13:5–37</w:t>
+      </w:r>
       <w:r>
         <w:rPr>
           <w:lang w:val="en_US" w:bidi="en_US"/>
@@ -690,72 +624,48 @@
         </w:rPr>
         <w:t>Jesus's ministry began with his baptism and temptation (</w:t>
       </w:r>
-      <w:hyperlink r:id="rId24">
-        <w:r>
-          <w:rPr>
-            <w:lang w:val="en_US" w:bidi="en_US"/>
-          </w:rPr>
-          <w:rPr>
-            <w:color w:val="0000EE"/>
-            <w:u w:val="single"/>
-          </w:rPr>
-          <w:t>1:2–11</w:t>
-        </w:r>
-      </w:hyperlink>
+      <w:r>
+        <w:rPr>
+          <w:lang w:val="en_US" w:bidi="en_US"/>
+        </w:rPr>
+        <w:t>1:2–11</w:t>
+      </w:r>
       <w:r>
         <w:rPr>
           <w:lang w:val="en_US" w:bidi="en_US"/>
         </w:rPr>
         <w:t xml:space="preserve">; see </w:t>
       </w:r>
-      <w:hyperlink r:id="rId25">
-        <w:r>
-          <w:rPr>
-            <w:lang w:val="en_US" w:bidi="en_US"/>
-          </w:rPr>
-          <w:rPr>
-            <w:color w:val="0000EE"/>
-            <w:u w:val="single"/>
-          </w:rPr>
-          <w:t>Acts 1:22</w:t>
-        </w:r>
-      </w:hyperlink>
+      <w:r>
+        <w:rPr>
+          <w:lang w:val="en_US" w:bidi="en_US"/>
+        </w:rPr>
+        <w:t>Acts 1:22</w:t>
+      </w:r>
       <w:r>
         <w:rPr>
           <w:lang w:val="en_US" w:bidi="en_US"/>
         </w:rPr>
         <w:t xml:space="preserve">; </w:t>
       </w:r>
-      <w:hyperlink r:id="rId26">
-        <w:r>
-          <w:rPr>
-            <w:lang w:val="en_US" w:bidi="en_US"/>
-          </w:rPr>
-          <w:rPr>
-            <w:color w:val="0000EE"/>
-            <w:u w:val="single"/>
-          </w:rPr>
-          <w:t>10:37</w:t>
-        </w:r>
-      </w:hyperlink>
+      <w:r>
+        <w:rPr>
+          <w:lang w:val="en_US" w:bidi="en_US"/>
+        </w:rPr>
+        <w:t>10:37</w:t>
+      </w:r>
       <w:r>
         <w:rPr>
           <w:lang w:val="en_US" w:bidi="en_US"/>
         </w:rPr>
         <w:t xml:space="preserve">; </w:t>
       </w:r>
-      <w:hyperlink r:id="rId27">
-        <w:r>
-          <w:rPr>
-            <w:lang w:val="en_US" w:bidi="en_US"/>
-          </w:rPr>
-          <w:rPr>
-            <w:color w:val="0000EE"/>
-            <w:u w:val="single"/>
-          </w:rPr>
-          <w:t>Mark 1:12–13</w:t>
-        </w:r>
-      </w:hyperlink>
+      <w:r>
+        <w:rPr>
+          <w:lang w:val="en_US" w:bidi="en_US"/>
+        </w:rPr>
+        <w:t>Mark 1:12–13</w:t>
+      </w:r>
       <w:r>
         <w:rPr>
           <w:lang w:val="en_US" w:bidi="en_US"/>
@@ -780,18 +690,12 @@
         </w:rPr>
         <w:t>His suffering, death, and resurrection happened at the end (</w:t>
       </w:r>
-      <w:hyperlink r:id="rId28">
-        <w:r>
-          <w:rPr>
-            <w:lang w:val="en_US" w:bidi="en_US"/>
-          </w:rPr>
-          <w:rPr>
-            <w:color w:val="0000EE"/>
-            <w:u w:val="single"/>
-          </w:rPr>
-          <w:t>11:1–16:8</w:t>
-        </w:r>
-      </w:hyperlink>
+      <w:r>
+        <w:rPr>
+          <w:lang w:val="en_US" w:bidi="en_US"/>
+        </w:rPr>
+        <w:t>11:1–16:8</w:t>
+      </w:r>
       <w:r>
         <w:rPr>
           <w:lang w:val="en_US" w:bidi="en_US"/>
@@ -816,72 +720,48 @@
         </w:rPr>
         <w:t>A few individual accounts are linked in the order they happened. This includes: Peter’s confession of Christ at Caesarea Philippi and when Jesus "transfigured before them" (</w:t>
       </w:r>
-      <w:hyperlink r:id="rId29">
-        <w:r>
-          <w:rPr>
-            <w:lang w:val="en_US" w:bidi="en_US"/>
-          </w:rPr>
-          <w:rPr>
-            <w:color w:val="0000EE"/>
-            <w:u w:val="single"/>
-          </w:rPr>
-          <w:t>8:27–33</w:t>
-        </w:r>
-      </w:hyperlink>
+      <w:r>
+        <w:rPr>
+          <w:lang w:val="en_US" w:bidi="en_US"/>
+        </w:rPr>
+        <w:t>8:27–33</w:t>
+      </w:r>
       <w:r>
         <w:rPr>
           <w:lang w:val="en_US" w:bidi="en_US"/>
         </w:rPr>
         <w:t xml:space="preserve">; </w:t>
       </w:r>
-      <w:hyperlink r:id="rId30">
-        <w:r>
-          <w:rPr>
-            <w:lang w:val="en_US" w:bidi="en_US"/>
-          </w:rPr>
-          <w:rPr>
-            <w:color w:val="0000EE"/>
-            <w:u w:val="single"/>
-          </w:rPr>
-          <w:t>9:1–13</w:t>
-        </w:r>
-      </w:hyperlink>
+      <w:r>
+        <w:rPr>
+          <w:lang w:val="en_US" w:bidi="en_US"/>
+        </w:rPr>
+        <w:t>9:1–13</w:t>
+      </w:r>
       <w:r>
         <w:rPr>
           <w:lang w:val="en_US" w:bidi="en_US"/>
         </w:rPr>
         <w:t xml:space="preserve">; see also </w:t>
       </w:r>
-      <w:hyperlink r:id="rId31">
-        <w:r>
-          <w:rPr>
-            <w:lang w:val="en_US" w:bidi="en_US"/>
-          </w:rPr>
-          <w:rPr>
-            <w:color w:val="0000EE"/>
-            <w:u w:val="single"/>
-          </w:rPr>
-          <w:t>1:29</w:t>
-        </w:r>
-      </w:hyperlink>
+      <w:r>
+        <w:rPr>
+          <w:lang w:val="en_US" w:bidi="en_US"/>
+        </w:rPr>
+        <w:t>1:29</w:t>
+      </w:r>
       <w:r>
         <w:rPr>
           <w:lang w:val="en_US" w:bidi="en_US"/>
         </w:rPr>
         <w:t xml:space="preserve">, </w:t>
       </w:r>
-      <w:hyperlink r:id="rId32">
-        <w:r>
-          <w:rPr>
-            <w:lang w:val="en_US" w:bidi="en_US"/>
-          </w:rPr>
-          <w:rPr>
-            <w:color w:val="0000EE"/>
-            <w:u w:val="single"/>
-          </w:rPr>
-          <w:t>35</w:t>
-        </w:r>
-      </w:hyperlink>
+      <w:r>
+        <w:rPr>
+          <w:lang w:val="en_US" w:bidi="en_US"/>
+        </w:rPr>
+        <w:t>35</w:t>
+      </w:r>
       <w:r>
         <w:rPr>
           <w:lang w:val="en_US" w:bidi="en_US"/>
@@ -902,90 +782,60 @@
         </w:rPr>
         <w:t xml:space="preserve">The major turning point in Jesus’s ministry occurs in </w:t>
       </w:r>
-      <w:hyperlink r:id="rId29">
-        <w:r>
-          <w:rPr>
-            <w:lang w:val="en_US" w:bidi="en_US"/>
-          </w:rPr>
-          <w:rPr>
-            <w:color w:val="0000EE"/>
-            <w:u w:val="single"/>
-          </w:rPr>
-          <w:t>8:27–33</w:t>
-        </w:r>
-      </w:hyperlink>
+      <w:r>
+        <w:rPr>
+          <w:lang w:val="en_US" w:bidi="en_US"/>
+        </w:rPr>
+        <w:t>8:27–33</w:t>
+      </w:r>
       <w:r>
         <w:rPr>
           <w:lang w:val="en_US" w:bidi="en_US"/>
         </w:rPr>
         <w:t>, near the center of the book. At Caesarea Philippi, the disciples first confess their belief that Jesus is the Christ (</w:t>
       </w:r>
-      <w:hyperlink r:id="rId33">
-        <w:r>
-          <w:rPr>
-            <w:lang w:val="en_US" w:bidi="en_US"/>
-          </w:rPr>
-          <w:rPr>
-            <w:color w:val="0000EE"/>
-            <w:u w:val="single"/>
-          </w:rPr>
-          <w:t>8:29</w:t>
-        </w:r>
-      </w:hyperlink>
+      <w:r>
+        <w:rPr>
+          <w:lang w:val="en_US" w:bidi="en_US"/>
+        </w:rPr>
+        <w:t>8:29</w:t>
+      </w:r>
       <w:r>
         <w:rPr>
           <w:lang w:val="en_US" w:bidi="en_US"/>
         </w:rPr>
         <w:t>). After acknowledging this fact, Jesus begins to tell them about his coming death and resurrection (</w:t>
       </w:r>
-      <w:hyperlink r:id="rId34">
-        <w:r>
-          <w:rPr>
-            <w:lang w:val="en_US" w:bidi="en_US"/>
-          </w:rPr>
-          <w:rPr>
-            <w:color w:val="0000EE"/>
-            <w:u w:val="single"/>
-          </w:rPr>
-          <w:t>8:31</w:t>
-        </w:r>
-      </w:hyperlink>
+      <w:r>
+        <w:rPr>
+          <w:lang w:val="en_US" w:bidi="en_US"/>
+        </w:rPr>
+        <w:t>8:31</w:t>
+      </w:r>
       <w:r>
         <w:rPr>
           <w:lang w:val="en_US" w:bidi="en_US"/>
         </w:rPr>
         <w:t xml:space="preserve">; compare </w:t>
       </w:r>
-      <w:hyperlink r:id="rId35">
-        <w:r>
-          <w:rPr>
-            <w:lang w:val="en_US" w:bidi="en_US"/>
-          </w:rPr>
-          <w:rPr>
-            <w:color w:val="0000EE"/>
-            <w:u w:val="single"/>
-          </w:rPr>
-          <w:t>Matthew 16:21</w:t>
-        </w:r>
-      </w:hyperlink>
+      <w:r>
+        <w:rPr>
+          <w:lang w:val="en_US" w:bidi="en_US"/>
+        </w:rPr>
+        <w:t>Matthew 16:21</w:t>
+      </w:r>
       <w:r>
         <w:rPr>
           <w:lang w:val="en_US" w:bidi="en_US"/>
         </w:rPr>
         <w:t xml:space="preserve">). Jesus’s death and resurrection are the main themes of </w:t>
       </w:r>
-      <w:hyperlink r:id="rId36">
-        <w:r>
-          <w:rPr>
-            <w:lang w:val="en_US" w:bidi="en_US"/>
-          </w:rPr>
-          <w:rPr>
-            <w:color w:val="0000EE"/>
-            <w:u w:val="single"/>
-          </w:rPr>
-          <w:t>8:31–16:8</w:t>
-        </w:r>
-      </w:hyperlink>
+      <w:r>
+        <w:rPr>
+          <w:lang w:val="en_US" w:bidi="en_US"/>
+        </w:rPr>
+        <w:t>8:31–16:8</w:t>
+      </w:r>
       <w:r>
         <w:rPr>
           <w:lang w:val="en_US" w:bidi="en_US"/>
@@ -1044,36 +894,24 @@
         </w:rPr>
         <w:t xml:space="preserve">Early church tradition consistently identified John Mark as the author. It is unlikely that Papias and others would have credited this gospel to someone with a poor reputation, like a non-apostle, unless Mark was truly the author (see </w:t>
       </w:r>
-      <w:hyperlink r:id="rId37">
-        <w:r>
-          <w:rPr>
-            <w:lang w:val="en_US" w:bidi="en_US"/>
-          </w:rPr>
-          <w:rPr>
-            <w:color w:val="0000EE"/>
-            <w:u w:val="single"/>
-          </w:rPr>
-          <w:t>Acts 13:13</w:t>
-        </w:r>
-      </w:hyperlink>
+      <w:r>
+        <w:rPr>
+          <w:lang w:val="en_US" w:bidi="en_US"/>
+        </w:rPr>
+        <w:t>Acts 13:13</w:t>
+      </w:r>
       <w:r>
         <w:rPr>
           <w:lang w:val="en_US" w:bidi="en_US"/>
         </w:rPr>
         <w:t xml:space="preserve">; </w:t>
       </w:r>
-      <w:hyperlink r:id="rId38">
-        <w:r>
-          <w:rPr>
-            <w:lang w:val="en_US" w:bidi="en_US"/>
-          </w:rPr>
-          <w:rPr>
-            <w:color w:val="0000EE"/>
-            <w:u w:val="single"/>
-          </w:rPr>
-          <w:t>15:36–41</w:t>
-        </w:r>
-      </w:hyperlink>
+      <w:r>
+        <w:rPr>
+          <w:lang w:val="en_US" w:bidi="en_US"/>
+        </w:rPr>
+        <w:t>15:36–41</w:t>
+      </w:r>
       <w:r>
         <w:rPr>
           <w:lang w:val="en_US" w:bidi="en_US"/>
@@ -1094,108 +932,72 @@
         </w:rPr>
         <w:t xml:space="preserve">The author of this gospel knew two languages, as the Aramaic phrases in its Greek text suggest (for example, </w:t>
       </w:r>
-      <w:hyperlink r:id="rId39">
-        <w:r>
-          <w:rPr>
-            <w:lang w:val="en_US" w:bidi="en_US"/>
-          </w:rPr>
-          <w:rPr>
-            <w:color w:val="0000EE"/>
-            <w:u w:val="single"/>
-          </w:rPr>
-          <w:t>Mark 5:41</w:t>
-        </w:r>
-      </w:hyperlink>
+      <w:r>
+        <w:rPr>
+          <w:lang w:val="en_US" w:bidi="en_US"/>
+        </w:rPr>
+        <w:t>Mark 5:41</w:t>
+      </w:r>
       <w:r>
         <w:rPr>
           <w:lang w:val="en_US" w:bidi="en_US"/>
         </w:rPr>
         <w:t xml:space="preserve">; </w:t>
       </w:r>
-      <w:hyperlink r:id="rId40">
-        <w:r>
-          <w:rPr>
-            <w:lang w:val="en_US" w:bidi="en_US"/>
-          </w:rPr>
-          <w:rPr>
-            <w:color w:val="0000EE"/>
-            <w:u w:val="single"/>
-          </w:rPr>
-          <w:t>7:34</w:t>
-        </w:r>
-      </w:hyperlink>
+      <w:r>
+        <w:rPr>
+          <w:lang w:val="en_US" w:bidi="en_US"/>
+        </w:rPr>
+        <w:t>7:34</w:t>
+      </w:r>
       <w:r>
         <w:rPr>
           <w:lang w:val="en_US" w:bidi="en_US"/>
         </w:rPr>
         <w:t xml:space="preserve">; </w:t>
       </w:r>
-      <w:hyperlink r:id="rId41">
-        <w:r>
-          <w:rPr>
-            <w:lang w:val="en_US" w:bidi="en_US"/>
-          </w:rPr>
-          <w:rPr>
-            <w:color w:val="0000EE"/>
-            <w:u w:val="single"/>
-          </w:rPr>
-          <w:t>15:34</w:t>
-        </w:r>
-      </w:hyperlink>
+      <w:r>
+        <w:rPr>
+          <w:lang w:val="en_US" w:bidi="en_US"/>
+        </w:rPr>
+        <w:t>15:34</w:t>
+      </w:r>
       <w:r>
         <w:rPr>
           <w:lang w:val="en_US" w:bidi="en_US"/>
         </w:rPr>
         <w:t xml:space="preserve">). He was also Jewish, as he knew and explained various Jewish customs to his non-Jewish audience (for example, </w:t>
       </w:r>
-      <w:hyperlink r:id="rId42">
-        <w:r>
-          <w:rPr>
-            <w:lang w:val="en_US" w:bidi="en_US"/>
-          </w:rPr>
-          <w:rPr>
-            <w:color w:val="0000EE"/>
-            <w:u w:val="single"/>
-          </w:rPr>
-          <w:t>7:3–4</w:t>
-        </w:r>
-      </w:hyperlink>
+      <w:r>
+        <w:rPr>
+          <w:lang w:val="en_US" w:bidi="en_US"/>
+        </w:rPr>
+        <w:t>7:3–4</w:t>
+      </w:r>
       <w:r>
         <w:rPr>
           <w:lang w:val="en_US" w:bidi="en_US"/>
         </w:rPr>
         <w:t xml:space="preserve">; </w:t>
       </w:r>
-      <w:hyperlink r:id="rId43">
-        <w:r>
-          <w:rPr>
-            <w:lang w:val="en_US" w:bidi="en_US"/>
-          </w:rPr>
-          <w:rPr>
-            <w:color w:val="0000EE"/>
-            <w:u w:val="single"/>
-          </w:rPr>
-          <w:t>14:12</w:t>
-        </w:r>
-      </w:hyperlink>
+      <w:r>
+        <w:rPr>
+          <w:lang w:val="en_US" w:bidi="en_US"/>
+        </w:rPr>
+        <w:t>14:12</w:t>
+      </w:r>
       <w:r>
         <w:rPr>
           <w:lang w:val="en_US" w:bidi="en_US"/>
         </w:rPr>
         <w:t>). John Mark was a Jew raised in Jerusalem (</w:t>
       </w:r>
-      <w:hyperlink r:id="rId44">
-        <w:r>
-          <w:rPr>
-            <w:lang w:val="en_US" w:bidi="en_US"/>
-          </w:rPr>
-          <w:rPr>
-            <w:color w:val="0000EE"/>
-            <w:u w:val="single"/>
-          </w:rPr>
-          <w:t>Acts 12:12</w:t>
-        </w:r>
-      </w:hyperlink>
+      <w:r>
+        <w:rPr>
+          <w:lang w:val="en_US" w:bidi="en_US"/>
+        </w:rPr>
+        <w:t>Acts 12:12</w:t>
+      </w:r>
       <w:r>
         <w:rPr>
           <w:lang w:val="en_US" w:bidi="en_US"/>
@@ -1230,90 +1032,60 @@
         </w:rPr>
         <w:t xml:space="preserve">There are also mentions of Peter in this gospel that might be due to Mark's personal connection with him (for example, </w:t>
       </w:r>
-      <w:hyperlink r:id="rId45">
-        <w:r>
-          <w:rPr>
-            <w:lang w:val="en_US" w:bidi="en_US"/>
-          </w:rPr>
-          <w:rPr>
-            <w:color w:val="0000EE"/>
-            <w:u w:val="single"/>
-          </w:rPr>
-          <w:t>Mark 1:16–20</w:t>
-        </w:r>
-      </w:hyperlink>
+      <w:r>
+        <w:rPr>
+          <w:lang w:val="en_US" w:bidi="en_US"/>
+        </w:rPr>
+        <w:t>Mark 1:16–20</w:t>
+      </w:r>
       <w:r>
         <w:rPr>
           <w:lang w:val="en_US" w:bidi="en_US"/>
         </w:rPr>
         <w:t xml:space="preserve">; </w:t>
       </w:r>
-      <w:hyperlink r:id="rId46">
-        <w:r>
-          <w:rPr>
-            <w:lang w:val="en_US" w:bidi="en_US"/>
-          </w:rPr>
-          <w:rPr>
-            <w:color w:val="0000EE"/>
-            <w:u w:val="single"/>
-          </w:rPr>
-          <w:t>8:32–33</w:t>
-        </w:r>
-      </w:hyperlink>
+      <w:r>
+        <w:rPr>
+          <w:lang w:val="en_US" w:bidi="en_US"/>
+        </w:rPr>
+        <w:t>8:32–33</w:t>
+      </w:r>
       <w:r>
         <w:rPr>
           <w:lang w:val="en_US" w:bidi="en_US"/>
         </w:rPr>
         <w:t xml:space="preserve">; </w:t>
       </w:r>
-      <w:hyperlink r:id="rId47">
-        <w:r>
-          <w:rPr>
-            <w:lang w:val="en_US" w:bidi="en_US"/>
-          </w:rPr>
-          <w:rPr>
-            <w:color w:val="0000EE"/>
-            <w:u w:val="single"/>
-          </w:rPr>
-          <w:t>9:5–6</w:t>
-        </w:r>
-      </w:hyperlink>
+      <w:r>
+        <w:rPr>
+          <w:lang w:val="en_US" w:bidi="en_US"/>
+        </w:rPr>
+        <w:t>9:5–6</w:t>
+      </w:r>
       <w:r>
         <w:rPr>
           <w:lang w:val="en_US" w:bidi="en_US"/>
         </w:rPr>
         <w:t xml:space="preserve">; </w:t>
       </w:r>
-      <w:hyperlink r:id="rId48">
-        <w:r>
-          <w:rPr>
-            <w:lang w:val="en_US" w:bidi="en_US"/>
-          </w:rPr>
-          <w:rPr>
-            <w:color w:val="0000EE"/>
-            <w:u w:val="single"/>
-          </w:rPr>
-          <w:t>14:28–31</w:t>
-        </w:r>
-      </w:hyperlink>
+      <w:r>
+        <w:rPr>
+          <w:lang w:val="en_US" w:bidi="en_US"/>
+        </w:rPr>
+        <w:t>14:28–31</w:t>
+      </w:r>
       <w:r>
         <w:rPr>
           <w:lang w:val="en_US" w:bidi="en_US"/>
         </w:rPr>
         <w:t xml:space="preserve">, </w:t>
       </w:r>
-      <w:hyperlink r:id="rId49">
-        <w:r>
-          <w:rPr>
-            <w:lang w:val="en_US" w:bidi="en_US"/>
-          </w:rPr>
-          <w:rPr>
-            <w:color w:val="0000EE"/>
-            <w:u w:val="single"/>
-          </w:rPr>
-          <w:t>66–72</w:t>
-        </w:r>
-      </w:hyperlink>
+      <w:r>
+        <w:rPr>
+          <w:lang w:val="en_US" w:bidi="en_US"/>
+        </w:rPr>
+        <w:t>66–72</w:t>
+      </w:r>
       <w:r>
         <w:rPr>
           <w:lang w:val="en_US" w:bidi="en_US"/>
@@ -1381,72 +1153,48 @@
         </w:rPr>
         <w:t>The focus on remaining loyal to God during persecution suggests he wrote it during or shortly after Emperor Nero’s persecution in the mid-60s (</w:t>
       </w:r>
-      <w:hyperlink r:id="rId50">
-        <w:r>
-          <w:rPr>
-            <w:lang w:val="en_US" w:bidi="en_US"/>
-          </w:rPr>
-          <w:rPr>
-            <w:color w:val="0000EE"/>
-            <w:u w:val="single"/>
-          </w:rPr>
-          <w:t>4:17</w:t>
-        </w:r>
-      </w:hyperlink>
+      <w:r>
+        <w:rPr>
+          <w:lang w:val="en_US" w:bidi="en_US"/>
+        </w:rPr>
+        <w:t>4:17</w:t>
+      </w:r>
       <w:r>
         <w:rPr>
           <w:lang w:val="en_US" w:bidi="en_US"/>
         </w:rPr>
         <w:t xml:space="preserve">; </w:t>
       </w:r>
-      <w:hyperlink r:id="rId51">
-        <w:r>
-          <w:rPr>
-            <w:lang w:val="en_US" w:bidi="en_US"/>
-          </w:rPr>
-          <w:rPr>
-            <w:color w:val="0000EE"/>
-            <w:u w:val="single"/>
-          </w:rPr>
-          <w:t>8:34–38</w:t>
-        </w:r>
-      </w:hyperlink>
+      <w:r>
+        <w:rPr>
+          <w:lang w:val="en_US" w:bidi="en_US"/>
+        </w:rPr>
+        <w:t>8:34–38</w:t>
+      </w:r>
       <w:r>
         <w:rPr>
           <w:lang w:val="en_US" w:bidi="en_US"/>
         </w:rPr>
         <w:t xml:space="preserve">; </w:t>
       </w:r>
-      <w:hyperlink r:id="rId52">
-        <w:r>
-          <w:rPr>
-            <w:lang w:val="en_US" w:bidi="en_US"/>
-          </w:rPr>
-          <w:rPr>
-            <w:color w:val="0000EE"/>
-            <w:u w:val="single"/>
-          </w:rPr>
-          <w:t>10:30</w:t>
-        </w:r>
-      </w:hyperlink>
+      <w:r>
+        <w:rPr>
+          <w:lang w:val="en_US" w:bidi="en_US"/>
+        </w:rPr>
+        <w:t>10:30</w:t>
+      </w:r>
       <w:r>
         <w:rPr>
           <w:lang w:val="en_US" w:bidi="en_US"/>
         </w:rPr>
         <w:t xml:space="preserve">; </w:t>
       </w:r>
-      <w:hyperlink r:id="rId53">
-        <w:r>
-          <w:rPr>
-            <w:lang w:val="en_US" w:bidi="en_US"/>
-          </w:rPr>
-          <w:rPr>
-            <w:color w:val="0000EE"/>
-            <w:u w:val="single"/>
-          </w:rPr>
-          <w:t>13:9–13</w:t>
-        </w:r>
-      </w:hyperlink>
+      <w:r>
+        <w:rPr>
+          <w:lang w:val="en_US" w:bidi="en_US"/>
+        </w:rPr>
+        <w:t>13:9–13</w:t>
+      </w:r>
       <w:r>
         <w:rPr>
           <w:lang w:val="en_US" w:bidi="en_US"/>
@@ -1471,18 +1219,12 @@
         </w:rPr>
         <w:t xml:space="preserve">Jesus's speech in chapter </w:t>
       </w:r>
-      <w:hyperlink r:id="rId54">
-        <w:r>
-          <w:rPr>
-            <w:lang w:val="en_US" w:bidi="en_US"/>
-          </w:rPr>
-          <w:rPr>
-            <w:color w:val="0000EE"/>
-            <w:u w:val="single"/>
-          </w:rPr>
-          <w:t>13</w:t>
-        </w:r>
-      </w:hyperlink>
+      <w:r>
+        <w:rPr>
+          <w:lang w:val="en_US" w:bidi="en_US"/>
+        </w:rPr>
+        <w:t>13</w:t>
+      </w:r>
       <w:r>
         <w:rPr>
           <w:lang w:val="en_US" w:bidi="en_US"/>
@@ -1514,54 +1256,36 @@
         </w:rPr>
         <w:t xml:space="preserve">According to tradition, Mark wrote his gospel for the church in Rome. The original audience were Greek-speaking gentiles (non-Jews). The author explains Jewish customs and distinguishes the audience from “the Jews” (for example, </w:t>
       </w:r>
-      <w:hyperlink r:id="rId42">
-        <w:r>
-          <w:rPr>
-            <w:lang w:val="en_US" w:bidi="en_US"/>
-          </w:rPr>
-          <w:rPr>
-            <w:color w:val="0000EE"/>
-            <w:u w:val="single"/>
-          </w:rPr>
-          <w:t>7:3–4</w:t>
-        </w:r>
-      </w:hyperlink>
+      <w:r>
+        <w:rPr>
+          <w:lang w:val="en_US" w:bidi="en_US"/>
+        </w:rPr>
+        <w:t>7:3–4</w:t>
+      </w:r>
       <w:r>
         <w:rPr>
           <w:lang w:val="en_US" w:bidi="en_US"/>
         </w:rPr>
         <w:t xml:space="preserve">; </w:t>
       </w:r>
-      <w:hyperlink r:id="rId43">
-        <w:r>
-          <w:rPr>
-            <w:lang w:val="en_US" w:bidi="en_US"/>
-          </w:rPr>
-          <w:rPr>
-            <w:color w:val="0000EE"/>
-            <w:u w:val="single"/>
-          </w:rPr>
-          <w:t>14:12</w:t>
-        </w:r>
-      </w:hyperlink>
+      <w:r>
+        <w:rPr>
+          <w:lang w:val="en_US" w:bidi="en_US"/>
+        </w:rPr>
+        <w:t>14:12</w:t>
+      </w:r>
       <w:r>
         <w:rPr>
           <w:lang w:val="en_US" w:bidi="en_US"/>
         </w:rPr>
         <w:t xml:space="preserve">; </w:t>
       </w:r>
-      <w:hyperlink r:id="rId55">
-        <w:r>
-          <w:rPr>
-            <w:lang w:val="en_US" w:bidi="en_US"/>
-          </w:rPr>
-          <w:rPr>
-            <w:color w:val="0000EE"/>
-            <w:u w:val="single"/>
-          </w:rPr>
-          <w:t>7:3</w:t>
-        </w:r>
-      </w:hyperlink>
+      <w:r>
+        <w:rPr>
+          <w:lang w:val="en_US" w:bidi="en_US"/>
+        </w:rPr>
+        <w:t>7:3</w:t>
+      </w:r>
       <w:r>
         <w:rPr>
           <w:lang w:val="en_US" w:bidi="en_US"/>
@@ -1600,18 +1324,12 @@
         </w:rPr>
         <w:t>various Old Testament references (</w:t>
       </w:r>
-      <w:hyperlink r:id="rId56">
-        <w:r>
-          <w:rPr>
-            <w:lang w:val="en_US" w:bidi="en_US"/>
-          </w:rPr>
-          <w:rPr>
-            <w:color w:val="0000EE"/>
-            <w:u w:val="single"/>
-          </w:rPr>
-          <w:t>2:25–26</w:t>
-        </w:r>
-      </w:hyperlink>
+      <w:r>
+        <w:rPr>
+          <w:lang w:val="en_US" w:bidi="en_US"/>
+        </w:rPr>
+        <w:t>2:25–26</w:t>
+      </w:r>
       <w:r>
         <w:rPr>
           <w:lang w:val="en_US" w:bidi="en_US"/>
@@ -1636,18 +1354,12 @@
         </w:rPr>
         <w:t>who John the Baptist was (</w:t>
       </w:r>
-      <w:hyperlink r:id="rId57">
-        <w:r>
-          <w:rPr>
-            <w:lang w:val="en_US" w:bidi="en_US"/>
-          </w:rPr>
-          <w:rPr>
-            <w:color w:val="0000EE"/>
-            <w:u w:val="single"/>
-          </w:rPr>
-          <w:t>1:2–8</w:t>
-        </w:r>
-      </w:hyperlink>
+      <w:r>
+        <w:rPr>
+          <w:lang w:val="en_US" w:bidi="en_US"/>
+        </w:rPr>
+        <w:t>1:2–8</w:t>
+      </w:r>
       <w:r>
         <w:rPr>
           <w:lang w:val="en_US" w:bidi="en_US"/>
@@ -1672,18 +1384,12 @@
         </w:rPr>
         <w:t>who Isaiah the prophet was (</w:t>
       </w:r>
-      <w:hyperlink r:id="rId58">
-        <w:r>
-          <w:rPr>
-            <w:lang w:val="en_US" w:bidi="en_US"/>
-          </w:rPr>
-          <w:rPr>
-            <w:color w:val="0000EE"/>
-            <w:u w:val="single"/>
-          </w:rPr>
-          <w:t>1:2</w:t>
-        </w:r>
-      </w:hyperlink>
+      <w:r>
+        <w:rPr>
+          <w:lang w:val="en_US" w:bidi="en_US"/>
+        </w:rPr>
+        <w:t>1:2</w:t>
+      </w:r>
       <w:r>
         <w:rPr>
           <w:lang w:val="en_US" w:bidi="en_US"/>
@@ -1708,18 +1414,12 @@
         </w:rPr>
         <w:t>who the Pharisees and teachers of religious law were (</w:t>
       </w:r>
-      <w:hyperlink r:id="rId59">
-        <w:r>
-          <w:rPr>
-            <w:lang w:val="en_US" w:bidi="en_US"/>
-          </w:rPr>
-          <w:rPr>
-            <w:color w:val="0000EE"/>
-            <w:u w:val="single"/>
-          </w:rPr>
-          <w:t>7:1</w:t>
-        </w:r>
-      </w:hyperlink>
+      <w:r>
+        <w:rPr>
+          <w:lang w:val="en_US" w:bidi="en_US"/>
+        </w:rPr>
+        <w:t>7:1</w:t>
+      </w:r>
       <w:r>
         <w:rPr>
           <w:lang w:val="en_US" w:bidi="en_US"/>
@@ -1740,36 +1440,24 @@
         </w:rPr>
         <w:t xml:space="preserve">The audience was probably made up of Romans. This is because of the Latin terms used in Mark. In </w:t>
       </w:r>
-      <w:hyperlink r:id="rId60">
-        <w:r>
-          <w:rPr>
-            <w:lang w:val="en_US" w:bidi="en_US"/>
-          </w:rPr>
-          <w:rPr>
-            <w:color w:val="0000EE"/>
-            <w:u w:val="single"/>
-          </w:rPr>
-          <w:t>6:27</w:t>
-        </w:r>
-      </w:hyperlink>
+      <w:r>
+        <w:rPr>
+          <w:lang w:val="en_US" w:bidi="en_US"/>
+        </w:rPr>
+        <w:t>6:27</w:t>
+      </w:r>
       <w:r>
         <w:rPr>
           <w:lang w:val="en_US" w:bidi="en_US"/>
         </w:rPr>
         <w:t xml:space="preserve">, he uses a Latin word for "soldier." In </w:t>
       </w:r>
-      <w:hyperlink r:id="rId61">
-        <w:r>
-          <w:rPr>
-            <w:lang w:val="en_US" w:bidi="en_US"/>
-          </w:rPr>
-          <w:rPr>
-            <w:color w:val="0000EE"/>
-            <w:u w:val="single"/>
-          </w:rPr>
-          <w:t>12:42</w:t>
-        </w:r>
-      </w:hyperlink>
+      <w:r>
+        <w:rPr>
+          <w:lang w:val="en_US" w:bidi="en_US"/>
+        </w:rPr>
+        <w:t>12:42</w:t>
+      </w:r>
       <w:r>
         <w:rPr>
           <w:lang w:val="en_US" w:bidi="en_US"/>
@@ -1789,36 +1477,24 @@
         </w:rPr>
         <w:t xml:space="preserve">, to explain "two lepta," which were Greek coins. In </w:t>
       </w:r>
-      <w:hyperlink r:id="rId62">
-        <w:r>
-          <w:rPr>
-            <w:lang w:val="en_US" w:bidi="en_US"/>
-          </w:rPr>
-          <w:rPr>
-            <w:color w:val="0000EE"/>
-            <w:u w:val="single"/>
-          </w:rPr>
-          <w:t>15:39</w:t>
-        </w:r>
-      </w:hyperlink>
+      <w:r>
+        <w:rPr>
+          <w:lang w:val="en_US" w:bidi="en_US"/>
+        </w:rPr>
+        <w:t>15:39</w:t>
+      </w:r>
       <w:r>
         <w:rPr>
           <w:lang w:val="en_US" w:bidi="en_US"/>
         </w:rPr>
         <w:t xml:space="preserve">, </w:t>
       </w:r>
-      <w:hyperlink r:id="rId63">
-        <w:r>
-          <w:rPr>
-            <w:lang w:val="en_US" w:bidi="en_US"/>
-          </w:rPr>
-          <w:rPr>
-            <w:color w:val="0000EE"/>
-            <w:u w:val="single"/>
-          </w:rPr>
-          <w:t>44–45</w:t>
-        </w:r>
-      </w:hyperlink>
+      <w:r>
+        <w:rPr>
+          <w:lang w:val="en_US" w:bidi="en_US"/>
+        </w:rPr>
+        <w:t>44–45</w:t>
+      </w:r>
       <w:r>
         <w:rPr>
           <w:lang w:val="en_US" w:bidi="en_US"/>
@@ -1868,72 +1544,48 @@
         </w:rPr>
         <w:t xml:space="preserve">His introductions (for example, </w:t>
       </w:r>
-      <w:hyperlink r:id="rId64">
-        <w:r>
-          <w:rPr>
-            <w:lang w:val="en_US" w:bidi="en_US"/>
-          </w:rPr>
-          <w:rPr>
-            <w:color w:val="0000EE"/>
-            <w:u w:val="single"/>
-          </w:rPr>
-          <w:t>1:21–22</w:t>
-        </w:r>
-      </w:hyperlink>
+      <w:r>
+        <w:rPr>
+          <w:lang w:val="en_US" w:bidi="en_US"/>
+        </w:rPr>
+        <w:t>1:21–22</w:t>
+      </w:r>
       <w:r>
         <w:rPr>
           <w:lang w:val="en_US" w:bidi="en_US"/>
         </w:rPr>
         <w:t xml:space="preserve">; </w:t>
       </w:r>
-      <w:hyperlink r:id="rId65">
-        <w:r>
-          <w:rPr>
-            <w:lang w:val="en_US" w:bidi="en_US"/>
-          </w:rPr>
-          <w:rPr>
-            <w:color w:val="0000EE"/>
-            <w:u w:val="single"/>
-          </w:rPr>
-          <w:t>2:1</w:t>
-        </w:r>
-      </w:hyperlink>
+      <w:r>
+        <w:rPr>
+          <w:lang w:val="en_US" w:bidi="en_US"/>
+        </w:rPr>
+        <w:t>2:1</w:t>
+      </w:r>
       <w:r>
         <w:rPr>
           <w:lang w:val="en_US" w:bidi="en_US"/>
         </w:rPr>
         <w:t xml:space="preserve">; </w:t>
       </w:r>
-      <w:hyperlink r:id="rId66">
-        <w:r>
-          <w:rPr>
-            <w:lang w:val="en_US" w:bidi="en_US"/>
-          </w:rPr>
-          <w:rPr>
-            <w:color w:val="0000EE"/>
-            <w:u w:val="single"/>
-          </w:rPr>
-          <w:t>4:1</w:t>
-        </w:r>
-      </w:hyperlink>
+      <w:r>
+        <w:rPr>
+          <w:lang w:val="en_US" w:bidi="en_US"/>
+        </w:rPr>
+        <w:t>4:1</w:t>
+      </w:r>
       <w:r>
         <w:rPr>
           <w:lang w:val="en_US" w:bidi="en_US"/>
         </w:rPr>
         <w:t xml:space="preserve">; </w:t>
       </w:r>
-      <w:hyperlink r:id="rId59">
-        <w:r>
-          <w:rPr>
-            <w:lang w:val="en_US" w:bidi="en_US"/>
-          </w:rPr>
-          <w:rPr>
-            <w:color w:val="0000EE"/>
-            <w:u w:val="single"/>
-          </w:rPr>
-          <w:t>7:1</w:t>
-        </w:r>
-      </w:hyperlink>
+      <w:r>
+        <w:rPr>
+          <w:lang w:val="en_US" w:bidi="en_US"/>
+        </w:rPr>
+        <w:t>7:1</w:t>
+      </w:r>
       <w:r>
         <w:rPr>
           <w:lang w:val="en_US" w:bidi="en_US"/>
@@ -1958,180 +1610,120 @@
         </w:rPr>
         <w:t xml:space="preserve">His explanations (for example, </w:t>
       </w:r>
-      <w:hyperlink r:id="rId67">
-        <w:r>
-          <w:rPr>
-            <w:lang w:val="en_US" w:bidi="en_US"/>
-          </w:rPr>
-          <w:rPr>
-            <w:color w:val="0000EE"/>
-            <w:u w:val="single"/>
-          </w:rPr>
-          <w:t>1:16</w:t>
-        </w:r>
-      </w:hyperlink>
+      <w:r>
+        <w:rPr>
+          <w:lang w:val="en_US" w:bidi="en_US"/>
+        </w:rPr>
+        <w:t>1:16</w:t>
+      </w:r>
       <w:r>
         <w:rPr>
           <w:lang w:val="en_US" w:bidi="en_US"/>
         </w:rPr>
         <w:t xml:space="preserve">; </w:t>
       </w:r>
-      <w:hyperlink r:id="rId68">
-        <w:r>
-          <w:rPr>
-            <w:lang w:val="en_US" w:bidi="en_US"/>
-          </w:rPr>
-          <w:rPr>
-            <w:color w:val="0000EE"/>
-            <w:u w:val="single"/>
-          </w:rPr>
-          <w:t>2:15</w:t>
-        </w:r>
-      </w:hyperlink>
+      <w:r>
+        <w:rPr>
+          <w:lang w:val="en_US" w:bidi="en_US"/>
+        </w:rPr>
+        <w:t>2:15</w:t>
+      </w:r>
       <w:r>
         <w:rPr>
           <w:lang w:val="en_US" w:bidi="en_US"/>
         </w:rPr>
         <w:t xml:space="preserve">; </w:t>
       </w:r>
-      <w:hyperlink r:id="rId69">
-        <w:r>
-          <w:rPr>
-            <w:lang w:val="en_US" w:bidi="en_US"/>
-          </w:rPr>
-          <w:rPr>
-            <w:color w:val="0000EE"/>
-            <w:u w:val="single"/>
-          </w:rPr>
-          <w:t>5:8</w:t>
-        </w:r>
-      </w:hyperlink>
+      <w:r>
+        <w:rPr>
+          <w:lang w:val="en_US" w:bidi="en_US"/>
+        </w:rPr>
+        <w:t>5:8</w:t>
+      </w:r>
       <w:r>
         <w:rPr>
           <w:lang w:val="en_US" w:bidi="en_US"/>
         </w:rPr>
         <w:t xml:space="preserve">, </w:t>
       </w:r>
-      <w:hyperlink r:id="rId70">
-        <w:r>
-          <w:rPr>
-            <w:lang w:val="en_US" w:bidi="en_US"/>
-          </w:rPr>
-          <w:rPr>
-            <w:color w:val="0000EE"/>
-            <w:u w:val="single"/>
-          </w:rPr>
-          <w:t>28</w:t>
-        </w:r>
-      </w:hyperlink>
+      <w:r>
+        <w:rPr>
+          <w:lang w:val="en_US" w:bidi="en_US"/>
+        </w:rPr>
+        <w:t>28</w:t>
+      </w:r>
       <w:r>
         <w:rPr>
           <w:lang w:val="en_US" w:bidi="en_US"/>
         </w:rPr>
         <w:t xml:space="preserve">, </w:t>
       </w:r>
-      <w:hyperlink r:id="rId71">
-        <w:r>
-          <w:rPr>
-            <w:lang w:val="en_US" w:bidi="en_US"/>
-          </w:rPr>
-          <w:rPr>
-            <w:color w:val="0000EE"/>
-            <w:u w:val="single"/>
-          </w:rPr>
-          <w:t>42</w:t>
-        </w:r>
-      </w:hyperlink>
+      <w:r>
+        <w:rPr>
+          <w:lang w:val="en_US" w:bidi="en_US"/>
+        </w:rPr>
+        <w:t>42</w:t>
+      </w:r>
       <w:r>
         <w:rPr>
           <w:lang w:val="en_US" w:bidi="en_US"/>
         </w:rPr>
         <w:t xml:space="preserve">; </w:t>
       </w:r>
-      <w:hyperlink r:id="rId72">
-        <w:r>
-          <w:rPr>
-            <w:lang w:val="en_US" w:bidi="en_US"/>
-          </w:rPr>
-          <w:rPr>
-            <w:color w:val="0000EE"/>
-            <w:u w:val="single"/>
-          </w:rPr>
-          <w:t>6:14</w:t>
-        </w:r>
-      </w:hyperlink>
+      <w:r>
+        <w:rPr>
+          <w:lang w:val="en_US" w:bidi="en_US"/>
+        </w:rPr>
+        <w:t>6:14</w:t>
+      </w:r>
       <w:r>
         <w:rPr>
           <w:lang w:val="en_US" w:bidi="en_US"/>
         </w:rPr>
         <w:t xml:space="preserve">, </w:t>
       </w:r>
-      <w:hyperlink r:id="rId73">
-        <w:r>
-          <w:rPr>
-            <w:lang w:val="en_US" w:bidi="en_US"/>
-          </w:rPr>
-          <w:rPr>
-            <w:color w:val="0000EE"/>
-            <w:u w:val="single"/>
-          </w:rPr>
-          <w:t>17</w:t>
-        </w:r>
-      </w:hyperlink>
+      <w:r>
+        <w:rPr>
+          <w:lang w:val="en_US" w:bidi="en_US"/>
+        </w:rPr>
+        <w:t>17</w:t>
+      </w:r>
       <w:r>
         <w:rPr>
           <w:lang w:val="en_US" w:bidi="en_US"/>
         </w:rPr>
         <w:t xml:space="preserve">, </w:t>
       </w:r>
-      <w:hyperlink r:id="rId74">
-        <w:r>
-          <w:rPr>
-            <w:lang w:val="en_US" w:bidi="en_US"/>
-          </w:rPr>
-          <w:rPr>
-            <w:color w:val="0000EE"/>
-            <w:u w:val="single"/>
-          </w:rPr>
-          <w:t>20</w:t>
-        </w:r>
-      </w:hyperlink>
+      <w:r>
+        <w:rPr>
+          <w:lang w:val="en_US" w:bidi="en_US"/>
+        </w:rPr>
+        <w:t>20</w:t>
+      </w:r>
       <w:r>
         <w:rPr>
           <w:lang w:val="en_US" w:bidi="en_US"/>
         </w:rPr>
         <w:t xml:space="preserve">, </w:t>
       </w:r>
-      <w:hyperlink r:id="rId75">
-        <w:r>
-          <w:rPr>
-            <w:lang w:val="en_US" w:bidi="en_US"/>
-          </w:rPr>
-          <w:rPr>
-            <w:color w:val="0000EE"/>
-            <w:u w:val="single"/>
-          </w:rPr>
-          <w:t>52</w:t>
-        </w:r>
-      </w:hyperlink>
+      <w:r>
+        <w:rPr>
+          <w:lang w:val="en_US" w:bidi="en_US"/>
+        </w:rPr>
+        <w:t>52</w:t>
+      </w:r>
       <w:r>
         <w:rPr>
           <w:lang w:val="en_US" w:bidi="en_US"/>
         </w:rPr>
         <w:t xml:space="preserve">; </w:t>
       </w:r>
-      <w:hyperlink r:id="rId42">
-        <w:r>
-          <w:rPr>
-            <w:lang w:val="en_US" w:bidi="en_US"/>
-          </w:rPr>
-          <w:rPr>
-            <w:color w:val="0000EE"/>
-            <w:u w:val="single"/>
-          </w:rPr>
-          <w:t>7:3–4</w:t>
-        </w:r>
-      </w:hyperlink>
+      <w:r>
+        <w:rPr>
+          <w:lang w:val="en_US" w:bidi="en_US"/>
+        </w:rPr>
+        <w:t>7:3–4</w:t>
+      </w:r>
       <w:r>
         <w:rPr>
           <w:lang w:val="en_US" w:bidi="en_US"/>
@@ -2156,90 +1748,60 @@
         </w:rPr>
         <w:t xml:space="preserve">His summaries (for example, </w:t>
       </w:r>
-      <w:hyperlink r:id="rId76">
-        <w:r>
-          <w:rPr>
-            <w:lang w:val="en_US" w:bidi="en_US"/>
-          </w:rPr>
-          <w:rPr>
-            <w:color w:val="0000EE"/>
-            <w:u w:val="single"/>
-          </w:rPr>
-          <w:t>1:14–15</w:t>
-        </w:r>
-      </w:hyperlink>
+      <w:r>
+        <w:rPr>
+          <w:lang w:val="en_US" w:bidi="en_US"/>
+        </w:rPr>
+        <w:t>1:14–15</w:t>
+      </w:r>
       <w:r>
         <w:rPr>
           <w:lang w:val="en_US" w:bidi="en_US"/>
         </w:rPr>
         <w:t xml:space="preserve">, </w:t>
       </w:r>
-      <w:hyperlink r:id="rId77">
-        <w:r>
-          <w:rPr>
-            <w:lang w:val="en_US" w:bidi="en_US"/>
-          </w:rPr>
-          <w:rPr>
-            <w:color w:val="0000EE"/>
-            <w:u w:val="single"/>
-          </w:rPr>
-          <w:t>34</w:t>
-        </w:r>
-      </w:hyperlink>
+      <w:r>
+        <w:rPr>
+          <w:lang w:val="en_US" w:bidi="en_US"/>
+        </w:rPr>
+        <w:t>34</w:t>
+      </w:r>
       <w:r>
         <w:rPr>
           <w:lang w:val="en_US" w:bidi="en_US"/>
         </w:rPr>
         <w:t xml:space="preserve">, </w:t>
       </w:r>
-      <w:hyperlink r:id="rId78">
-        <w:r>
-          <w:rPr>
-            <w:lang w:val="en_US" w:bidi="en_US"/>
-          </w:rPr>
-          <w:rPr>
-            <w:color w:val="0000EE"/>
-            <w:u w:val="single"/>
-          </w:rPr>
-          <w:t>39</w:t>
-        </w:r>
-      </w:hyperlink>
+      <w:r>
+        <w:rPr>
+          <w:lang w:val="en_US" w:bidi="en_US"/>
+        </w:rPr>
+        <w:t>39</w:t>
+      </w:r>
       <w:r>
         <w:rPr>
           <w:lang w:val="en_US" w:bidi="en_US"/>
         </w:rPr>
         <w:t xml:space="preserve">; </w:t>
       </w:r>
-      <w:hyperlink r:id="rId79">
-        <w:r>
-          <w:rPr>
-            <w:lang w:val="en_US" w:bidi="en_US"/>
-          </w:rPr>
-          <w:rPr>
-            <w:color w:val="0000EE"/>
-            <w:u w:val="single"/>
-          </w:rPr>
-          <w:t>3:7–12</w:t>
-        </w:r>
-      </w:hyperlink>
+      <w:r>
+        <w:rPr>
+          <w:lang w:val="en_US" w:bidi="en_US"/>
+        </w:rPr>
+        <w:t>3:7–12</w:t>
+      </w:r>
       <w:r>
         <w:rPr>
           <w:lang w:val="en_US" w:bidi="en_US"/>
         </w:rPr>
         <w:t xml:space="preserve">; </w:t>
       </w:r>
-      <w:hyperlink r:id="rId80">
-        <w:r>
-          <w:rPr>
-            <w:lang w:val="en_US" w:bidi="en_US"/>
-          </w:rPr>
-          <w:rPr>
-            <w:color w:val="0000EE"/>
-            <w:u w:val="single"/>
-          </w:rPr>
-          <w:t>6:53–56</w:t>
-        </w:r>
-      </w:hyperlink>
+      <w:r>
+        <w:rPr>
+          <w:lang w:val="en_US" w:bidi="en_US"/>
+        </w:rPr>
+        <w:t>6:53–56</w:t>
+      </w:r>
       <w:r>
         <w:rPr>
           <w:lang w:val="en_US" w:bidi="en_US"/>
@@ -2260,342 +1822,228 @@
         </w:rPr>
         <w:t xml:space="preserve">Mark uses terms like “suddenly,” “at this,” and “immediately” to show progress (for example, </w:t>
       </w:r>
-      <w:hyperlink r:id="rId81">
-        <w:r>
-          <w:rPr>
-            <w:lang w:val="en_US" w:bidi="en_US"/>
-          </w:rPr>
-          <w:rPr>
-            <w:color w:val="0000EE"/>
-            <w:u w:val="single"/>
-          </w:rPr>
-          <w:t>1:23</w:t>
-        </w:r>
-      </w:hyperlink>
+      <w:r>
+        <w:rPr>
+          <w:lang w:val="en_US" w:bidi="en_US"/>
+        </w:rPr>
+        <w:t>1:23</w:t>
+      </w:r>
       <w:r>
         <w:rPr>
           <w:lang w:val="en_US" w:bidi="en_US"/>
         </w:rPr>
         <w:t xml:space="preserve">; </w:t>
       </w:r>
-      <w:hyperlink r:id="rId82">
-        <w:r>
-          <w:rPr>
-            <w:lang w:val="en_US" w:bidi="en_US"/>
-          </w:rPr>
-          <w:rPr>
-            <w:color w:val="0000EE"/>
-            <w:u w:val="single"/>
-          </w:rPr>
-          <w:t>3:6</w:t>
-        </w:r>
-      </w:hyperlink>
+      <w:r>
+        <w:rPr>
+          <w:lang w:val="en_US" w:bidi="en_US"/>
+        </w:rPr>
+        <w:t>3:6</w:t>
+      </w:r>
       <w:r>
         <w:rPr>
           <w:lang w:val="en_US" w:bidi="en_US"/>
         </w:rPr>
         <w:t xml:space="preserve">; </w:t>
       </w:r>
-      <w:hyperlink r:id="rId83">
-        <w:r>
-          <w:rPr>
-            <w:lang w:val="en_US" w:bidi="en_US"/>
-          </w:rPr>
-          <w:rPr>
-            <w:color w:val="0000EE"/>
-            <w:u w:val="single"/>
-          </w:rPr>
-          <w:t>6:45</w:t>
-        </w:r>
-      </w:hyperlink>
+      <w:r>
+        <w:rPr>
+          <w:lang w:val="en_US" w:bidi="en_US"/>
+        </w:rPr>
+        <w:t>6:45</w:t>
+      </w:r>
       <w:r>
         <w:rPr>
           <w:lang w:val="en_US" w:bidi="en_US"/>
         </w:rPr>
         <w:t xml:space="preserve">). He uses the Greek present tense instead of the past tense to create an urgent sense (for example, </w:t>
       </w:r>
-      <w:hyperlink r:id="rId84">
-        <w:r>
-          <w:rPr>
-            <w:lang w:val="en_US" w:bidi="en_US"/>
-          </w:rPr>
-          <w:rPr>
-            <w:color w:val="0000EE"/>
-            <w:u w:val="single"/>
-          </w:rPr>
-          <w:t>1:12</w:t>
-        </w:r>
-      </w:hyperlink>
+      <w:r>
+        <w:rPr>
+          <w:lang w:val="en_US" w:bidi="en_US"/>
+        </w:rPr>
+        <w:t>1:12</w:t>
+      </w:r>
       <w:r>
         <w:rPr>
           <w:lang w:val="en_US" w:bidi="en_US"/>
         </w:rPr>
         <w:t xml:space="preserve">, </w:t>
       </w:r>
-      <w:hyperlink r:id="rId85">
-        <w:r>
-          <w:rPr>
-            <w:lang w:val="en_US" w:bidi="en_US"/>
-          </w:rPr>
-          <w:rPr>
-            <w:color w:val="0000EE"/>
-            <w:u w:val="single"/>
-          </w:rPr>
-          <w:t>21</w:t>
-        </w:r>
-      </w:hyperlink>
+      <w:r>
+        <w:rPr>
+          <w:lang w:val="en_US" w:bidi="en_US"/>
+        </w:rPr>
+        <w:t>21</w:t>
+      </w:r>
       <w:r>
         <w:rPr>
           <w:lang w:val="en_US" w:bidi="en_US"/>
         </w:rPr>
         <w:t xml:space="preserve">, </w:t>
       </w:r>
-      <w:hyperlink r:id="rId86">
-        <w:r>
-          <w:rPr>
-            <w:lang w:val="en_US" w:bidi="en_US"/>
-          </w:rPr>
-          <w:rPr>
-            <w:color w:val="0000EE"/>
-            <w:u w:val="single"/>
-          </w:rPr>
-          <w:t>38</w:t>
-        </w:r>
-      </w:hyperlink>
+      <w:r>
+        <w:rPr>
+          <w:lang w:val="en_US" w:bidi="en_US"/>
+        </w:rPr>
+        <w:t>38</w:t>
+      </w:r>
       <w:r>
         <w:rPr>
           <w:lang w:val="en_US" w:bidi="en_US"/>
         </w:rPr>
         <w:t xml:space="preserve">, </w:t>
       </w:r>
-      <w:hyperlink r:id="rId87">
-        <w:r>
-          <w:rPr>
-            <w:lang w:val="en_US" w:bidi="en_US"/>
-          </w:rPr>
-          <w:rPr>
-            <w:color w:val="0000EE"/>
-            <w:u w:val="single"/>
-          </w:rPr>
-          <w:t>40</w:t>
-        </w:r>
-      </w:hyperlink>
+      <w:r>
+        <w:rPr>
+          <w:lang w:val="en_US" w:bidi="en_US"/>
+        </w:rPr>
+        <w:t>40</w:t>
+      </w:r>
       <w:r>
         <w:rPr>
           <w:lang w:val="en_US" w:bidi="en_US"/>
         </w:rPr>
         <w:t xml:space="preserve">, </w:t>
       </w:r>
-      <w:hyperlink r:id="rId88">
-        <w:r>
-          <w:rPr>
-            <w:lang w:val="en_US" w:bidi="en_US"/>
-          </w:rPr>
-          <w:rPr>
-            <w:color w:val="0000EE"/>
-            <w:u w:val="single"/>
-          </w:rPr>
-          <w:t>44</w:t>
-        </w:r>
-      </w:hyperlink>
+      <w:r>
+        <w:rPr>
+          <w:lang w:val="en_US" w:bidi="en_US"/>
+        </w:rPr>
+        <w:t>44</w:t>
+      </w:r>
       <w:r>
         <w:rPr>
           <w:lang w:val="en_US" w:bidi="en_US"/>
         </w:rPr>
         <w:t xml:space="preserve">; </w:t>
       </w:r>
-      <w:hyperlink r:id="rId89">
-        <w:r>
-          <w:rPr>
-            <w:lang w:val="en_US" w:bidi="en_US"/>
-          </w:rPr>
-          <w:rPr>
-            <w:color w:val="0000EE"/>
-            <w:u w:val="single"/>
-          </w:rPr>
-          <w:t>2:3</w:t>
-        </w:r>
-      </w:hyperlink>
+      <w:r>
+        <w:rPr>
+          <w:lang w:val="en_US" w:bidi="en_US"/>
+        </w:rPr>
+        <w:t>2:3</w:t>
+      </w:r>
       <w:r>
         <w:rPr>
           <w:lang w:val="en_US" w:bidi="en_US"/>
         </w:rPr>
         <w:t xml:space="preserve">; </w:t>
       </w:r>
-      <w:hyperlink r:id="rId90">
-        <w:r>
-          <w:rPr>
-            <w:lang w:val="en_US" w:bidi="en_US"/>
-          </w:rPr>
-          <w:rPr>
-            <w:color w:val="0000EE"/>
-            <w:u w:val="single"/>
-          </w:rPr>
-          <w:t>3:13</w:t>
-        </w:r>
-      </w:hyperlink>
+      <w:r>
+        <w:rPr>
+          <w:lang w:val="en_US" w:bidi="en_US"/>
+        </w:rPr>
+        <w:t>3:13</w:t>
+      </w:r>
       <w:r>
         <w:rPr>
           <w:lang w:val="en_US" w:bidi="en_US"/>
         </w:rPr>
         <w:t xml:space="preserve">). Mark often places one story inside another (for example, </w:t>
       </w:r>
-      <w:hyperlink r:id="rId91">
-        <w:r>
-          <w:rPr>
-            <w:lang w:val="en_US" w:bidi="en_US"/>
-          </w:rPr>
-          <w:rPr>
-            <w:color w:val="0000EE"/>
-            <w:u w:val="single"/>
-          </w:rPr>
-          <w:t>3:22–30</w:t>
-        </w:r>
-      </w:hyperlink>
+      <w:r>
+        <w:rPr>
+          <w:lang w:val="en_US" w:bidi="en_US"/>
+        </w:rPr>
+        <w:t>3:22–30</w:t>
+      </w:r>
       <w:r>
         <w:rPr>
           <w:lang w:val="en_US" w:bidi="en_US"/>
         </w:rPr>
         <w:t xml:space="preserve"> within </w:t>
       </w:r>
-      <w:hyperlink r:id="rId92">
-        <w:r>
-          <w:rPr>
-            <w:lang w:val="en_US" w:bidi="en_US"/>
-          </w:rPr>
-          <w:rPr>
-            <w:color w:val="0000EE"/>
-            <w:u w:val="single"/>
-          </w:rPr>
-          <w:t>3:20–21</w:t>
-        </w:r>
-      </w:hyperlink>
+      <w:r>
+        <w:rPr>
+          <w:lang w:val="en_US" w:bidi="en_US"/>
+        </w:rPr>
+        <w:t>3:20–21</w:t>
+      </w:r>
       <w:r>
         <w:rPr>
           <w:lang w:val="en_US" w:bidi="en_US"/>
         </w:rPr>
         <w:t xml:space="preserve">, </w:t>
       </w:r>
-      <w:hyperlink r:id="rId93">
-        <w:r>
-          <w:rPr>
-            <w:lang w:val="en_US" w:bidi="en_US"/>
-          </w:rPr>
-          <w:rPr>
-            <w:color w:val="0000EE"/>
-            <w:u w:val="single"/>
-          </w:rPr>
-          <w:t>31–35</w:t>
-        </w:r>
-      </w:hyperlink>
+      <w:r>
+        <w:rPr>
+          <w:lang w:val="en_US" w:bidi="en_US"/>
+        </w:rPr>
+        <w:t>31–35</w:t>
+      </w:r>
       <w:r>
         <w:rPr>
           <w:lang w:val="en_US" w:bidi="en_US"/>
         </w:rPr>
         <w:t xml:space="preserve">; </w:t>
       </w:r>
-      <w:hyperlink r:id="rId94">
-        <w:r>
-          <w:rPr>
-            <w:lang w:val="en_US" w:bidi="en_US"/>
-          </w:rPr>
-          <w:rPr>
-            <w:color w:val="0000EE"/>
-            <w:u w:val="single"/>
-          </w:rPr>
-          <w:t>5:25–34</w:t>
-        </w:r>
-      </w:hyperlink>
+      <w:r>
+        <w:rPr>
+          <w:lang w:val="en_US" w:bidi="en_US"/>
+        </w:rPr>
+        <w:t>5:25–34</w:t>
+      </w:r>
       <w:r>
         <w:rPr>
           <w:lang w:val="en_US" w:bidi="en_US"/>
         </w:rPr>
         <w:t xml:space="preserve"> within </w:t>
       </w:r>
-      <w:hyperlink r:id="rId95">
-        <w:r>
-          <w:rPr>
-            <w:lang w:val="en_US" w:bidi="en_US"/>
-          </w:rPr>
-          <w:rPr>
-            <w:color w:val="0000EE"/>
-            <w:u w:val="single"/>
-          </w:rPr>
-          <w:t>5:21–24</w:t>
-        </w:r>
-      </w:hyperlink>
+      <w:r>
+        <w:rPr>
+          <w:lang w:val="en_US" w:bidi="en_US"/>
+        </w:rPr>
+        <w:t>5:21–24</w:t>
+      </w:r>
       <w:r>
         <w:rPr>
           <w:lang w:val="en_US" w:bidi="en_US"/>
         </w:rPr>
         <w:t xml:space="preserve">, </w:t>
       </w:r>
-      <w:hyperlink r:id="rId96">
-        <w:r>
-          <w:rPr>
-            <w:lang w:val="en_US" w:bidi="en_US"/>
-          </w:rPr>
-          <w:rPr>
-            <w:color w:val="0000EE"/>
-            <w:u w:val="single"/>
-          </w:rPr>
-          <w:t>35–43</w:t>
-        </w:r>
-      </w:hyperlink>
+      <w:r>
+        <w:rPr>
+          <w:lang w:val="en_US" w:bidi="en_US"/>
+        </w:rPr>
+        <w:t>35–43</w:t>
+      </w:r>
       <w:r>
         <w:rPr>
           <w:lang w:val="en_US" w:bidi="en_US"/>
         </w:rPr>
         <w:t xml:space="preserve">; </w:t>
       </w:r>
-      <w:hyperlink r:id="rId97">
-        <w:r>
-          <w:rPr>
-            <w:lang w:val="en_US" w:bidi="en_US"/>
-          </w:rPr>
-          <w:rPr>
-            <w:color w:val="0000EE"/>
-            <w:u w:val="single"/>
-          </w:rPr>
-          <w:t>11:15–19</w:t>
-        </w:r>
-      </w:hyperlink>
+      <w:r>
+        <w:rPr>
+          <w:lang w:val="en_US" w:bidi="en_US"/>
+        </w:rPr>
+        <w:t>11:15–19</w:t>
+      </w:r>
       <w:r>
         <w:rPr>
           <w:lang w:val="en_US" w:bidi="en_US"/>
         </w:rPr>
         <w:t xml:space="preserve"> within </w:t>
       </w:r>
-      <w:hyperlink r:id="rId98">
-        <w:r>
-          <w:rPr>
-            <w:lang w:val="en_US" w:bidi="en_US"/>
-          </w:rPr>
-          <w:rPr>
-            <w:color w:val="0000EE"/>
-            <w:u w:val="single"/>
-          </w:rPr>
-          <w:t>11:12–14</w:t>
-        </w:r>
-      </w:hyperlink>
+      <w:r>
+        <w:rPr>
+          <w:lang w:val="en_US" w:bidi="en_US"/>
+        </w:rPr>
+        <w:t>11:12–14</w:t>
+      </w:r>
       <w:r>
         <w:rPr>
           <w:lang w:val="en_US" w:bidi="en_US"/>
         </w:rPr>
         <w:t xml:space="preserve">, </w:t>
       </w:r>
-      <w:hyperlink r:id="rId99">
-        <w:r>
-          <w:rPr>
-            <w:lang w:val="en_US" w:bidi="en_US"/>
-          </w:rPr>
-          <w:rPr>
-            <w:color w:val="0000EE"/>
-            <w:u w:val="single"/>
-          </w:rPr>
-          <w:t>20–26</w:t>
-        </w:r>
-      </w:hyperlink>
+      <w:r>
+        <w:rPr>
+          <w:lang w:val="en_US" w:bidi="en_US"/>
+        </w:rPr>
+        <w:t>20–26</w:t>
+      </w:r>
       <w:r>
         <w:rPr>
           <w:lang w:val="en_US" w:bidi="en_US"/>
@@ -2616,72 +2064,48 @@
         </w:rPr>
         <w:t xml:space="preserve">In the last example, this technique shows that the middle part relates to the surrounding story (compare </w:t>
       </w:r>
-      <w:hyperlink r:id="rId97">
-        <w:r>
-          <w:rPr>
-            <w:lang w:val="en_US" w:bidi="en_US"/>
-          </w:rPr>
-          <w:rPr>
-            <w:color w:val="0000EE"/>
-            <w:u w:val="single"/>
-          </w:rPr>
-          <w:t>11:15–19</w:t>
-        </w:r>
-      </w:hyperlink>
+      <w:r>
+        <w:rPr>
+          <w:lang w:val="en_US" w:bidi="en_US"/>
+        </w:rPr>
+        <w:t>11:15–19</w:t>
+      </w:r>
       <w:r>
         <w:rPr>
           <w:lang w:val="en_US" w:bidi="en_US"/>
         </w:rPr>
         <w:t xml:space="preserve">, "the cleansing of the temple" with </w:t>
       </w:r>
-      <w:hyperlink r:id="rId98">
-        <w:r>
-          <w:rPr>
-            <w:lang w:val="en_US" w:bidi="en_US"/>
-          </w:rPr>
-          <w:rPr>
-            <w:color w:val="0000EE"/>
-            <w:u w:val="single"/>
-          </w:rPr>
-          <w:t>11:12–14</w:t>
-        </w:r>
-      </w:hyperlink>
+      <w:r>
+        <w:rPr>
+          <w:lang w:val="en_US" w:bidi="en_US"/>
+        </w:rPr>
+        <w:t>11:12–14</w:t>
+      </w:r>
       <w:r>
         <w:rPr>
           <w:lang w:val="en_US" w:bidi="en_US"/>
         </w:rPr>
         <w:t xml:space="preserve">, </w:t>
       </w:r>
-      <w:hyperlink r:id="rId99">
-        <w:r>
-          <w:rPr>
-            <w:lang w:val="en_US" w:bidi="en_US"/>
-          </w:rPr>
-          <w:rPr>
-            <w:color w:val="0000EE"/>
-            <w:u w:val="single"/>
-          </w:rPr>
-          <w:t>20–26</w:t>
-        </w:r>
-      </w:hyperlink>
+      <w:r>
+        <w:rPr>
+          <w:lang w:val="en_US" w:bidi="en_US"/>
+        </w:rPr>
+        <w:t>20–26</w:t>
+      </w:r>
       <w:r>
         <w:rPr>
           <w:lang w:val="en_US" w:bidi="en_US"/>
         </w:rPr>
         <w:t xml:space="preserve">, "the cursing of the fig tree"). When Jesus cleared out the things polluting the temple, it was a symbolic act of judgment (compare </w:t>
       </w:r>
-      <w:hyperlink r:id="rId100">
-        <w:r>
-          <w:rPr>
-            <w:lang w:val="en_US" w:bidi="en_US"/>
-          </w:rPr>
-          <w:rPr>
-            <w:color w:val="0000EE"/>
-            <w:u w:val="single"/>
-          </w:rPr>
-          <w:t>13:3–37</w:t>
-        </w:r>
-      </w:hyperlink>
+      <w:r>
+        <w:rPr>
+          <w:lang w:val="en_US" w:bidi="en_US"/>
+        </w:rPr>
+        <w:t>13:3–37</w:t>
+      </w:r>
       <w:r>
         <w:rPr>
           <w:lang w:val="en_US" w:bidi="en_US"/>
@@ -2756,72 +2180,48 @@
         </w:rPr>
         <w:t>the demons (evils spirits) (</w:t>
       </w:r>
-      <w:hyperlink r:id="rId77">
-        <w:r>
-          <w:rPr>
-            <w:lang w:val="en_US" w:bidi="en_US"/>
-          </w:rPr>
-          <w:rPr>
-            <w:color w:val="0000EE"/>
-            <w:u w:val="single"/>
-          </w:rPr>
-          <w:t>1:34</w:t>
-        </w:r>
-      </w:hyperlink>
+      <w:r>
+        <w:rPr>
+          <w:lang w:val="en_US" w:bidi="en_US"/>
+        </w:rPr>
+        <w:t>1:34</w:t>
+      </w:r>
       <w:r>
         <w:rPr>
           <w:lang w:val="en_US" w:bidi="en_US"/>
         </w:rPr>
         <w:t xml:space="preserve">; </w:t>
       </w:r>
-      <w:hyperlink r:id="rId101">
-        <w:r>
-          <w:rPr>
-            <w:lang w:val="en_US" w:bidi="en_US"/>
-          </w:rPr>
-          <w:rPr>
-            <w:color w:val="0000EE"/>
-            <w:u w:val="single"/>
-          </w:rPr>
-          <w:t>3:11</w:t>
-        </w:r>
-      </w:hyperlink>
+      <w:r>
+        <w:rPr>
+          <w:lang w:val="en_US" w:bidi="en_US"/>
+        </w:rPr>
+        <w:t>3:11</w:t>
+      </w:r>
       <w:r>
         <w:rPr>
           <w:lang w:val="en_US" w:bidi="en_US"/>
         </w:rPr>
         <w:t xml:space="preserve">; </w:t>
       </w:r>
-      <w:hyperlink r:id="rId102">
-        <w:r>
-          <w:rPr>
-            <w:lang w:val="en_US" w:bidi="en_US"/>
-          </w:rPr>
-          <w:rPr>
-            <w:color w:val="0000EE"/>
-            <w:u w:val="single"/>
-          </w:rPr>
-          <w:t>5:7</w:t>
-        </w:r>
-      </w:hyperlink>
+      <w:r>
+        <w:rPr>
+          <w:lang w:val="en_US" w:bidi="en_US"/>
+        </w:rPr>
+        <w:t>5:7</w:t>
+      </w:r>
       <w:r>
         <w:rPr>
           <w:lang w:val="en_US" w:bidi="en_US"/>
         </w:rPr>
         <w:t xml:space="preserve">; compare </w:t>
       </w:r>
-      <w:hyperlink r:id="rId103">
-        <w:r>
-          <w:rPr>
-            <w:lang w:val="en_US" w:bidi="en_US"/>
-          </w:rPr>
-          <w:rPr>
-            <w:color w:val="0000EE"/>
-            <w:u w:val="single"/>
-          </w:rPr>
-          <w:t>1:24</w:t>
-        </w:r>
-      </w:hyperlink>
+      <w:r>
+        <w:rPr>
+          <w:lang w:val="en_US" w:bidi="en_US"/>
+        </w:rPr>
+        <w:t>1:24</w:t>
+      </w:r>
       <w:r>
         <w:rPr>
           <w:lang w:val="en_US" w:bidi="en_US"/>
@@ -2846,36 +2246,24 @@
         </w:rPr>
         <w:t>God himself (</w:t>
       </w:r>
-      <w:hyperlink r:id="rId104">
-        <w:r>
-          <w:rPr>
-            <w:lang w:val="en_US" w:bidi="en_US"/>
-          </w:rPr>
-          <w:rPr>
-            <w:color w:val="0000EE"/>
-            <w:u w:val="single"/>
-          </w:rPr>
-          <w:t>1:11</w:t>
-        </w:r>
-      </w:hyperlink>
+      <w:r>
+        <w:rPr>
+          <w:lang w:val="en_US" w:bidi="en_US"/>
+        </w:rPr>
+        <w:t>1:11</w:t>
+      </w:r>
       <w:r>
         <w:rPr>
           <w:lang w:val="en_US" w:bidi="en_US"/>
         </w:rPr>
         <w:t xml:space="preserve">; </w:t>
       </w:r>
-      <w:hyperlink r:id="rId105">
-        <w:r>
-          <w:rPr>
-            <w:lang w:val="en_US" w:bidi="en_US"/>
-          </w:rPr>
-          <w:rPr>
-            <w:color w:val="0000EE"/>
-            <w:u w:val="single"/>
-          </w:rPr>
-          <w:t>9:7</w:t>
-        </w:r>
-      </w:hyperlink>
+      <w:r>
+        <w:rPr>
+          <w:lang w:val="en_US" w:bidi="en_US"/>
+        </w:rPr>
+        <w:t>9:7</w:t>
+      </w:r>
       <w:r>
         <w:rPr>
           <w:lang w:val="en_US" w:bidi="en_US"/>
@@ -2900,18 +2288,12 @@
         </w:rPr>
         <w:t>Mark, the author (</w:t>
       </w:r>
-      <w:hyperlink r:id="rId13">
-        <w:r>
-          <w:rPr>
-            <w:lang w:val="en_US" w:bidi="en_US"/>
-          </w:rPr>
-          <w:rPr>
-            <w:color w:val="0000EE"/>
-            <w:u w:val="single"/>
-          </w:rPr>
-          <w:t>1:1</w:t>
-        </w:r>
-      </w:hyperlink>
+      <w:r>
+        <w:rPr>
+          <w:lang w:val="en_US" w:bidi="en_US"/>
+        </w:rPr>
+        <w:t>1:1</w:t>
+      </w:r>
       <w:r>
         <w:rPr>
           <w:lang w:val="en_US" w:bidi="en_US"/>
@@ -2936,18 +2318,12 @@
         </w:rPr>
         <w:t>a Roman centurion (officer in charge of 100 soldiers)(</w:t>
       </w:r>
-      <w:hyperlink r:id="rId62">
-        <w:r>
-          <w:rPr>
-            <w:lang w:val="en_US" w:bidi="en_US"/>
-          </w:rPr>
-          <w:rPr>
-            <w:color w:val="0000EE"/>
-            <w:u w:val="single"/>
-          </w:rPr>
-          <w:t>15:39</w:t>
-        </w:r>
-      </w:hyperlink>
+      <w:r>
+        <w:rPr>
+          <w:lang w:val="en_US" w:bidi="en_US"/>
+        </w:rPr>
+        <w:t>15:39</w:t>
+      </w:r>
       <w:r>
         <w:rPr>
           <w:lang w:val="en_US" w:bidi="en_US"/>
@@ -2972,54 +2348,36 @@
         </w:rPr>
         <w:t>Jesus himself (</w:t>
       </w:r>
-      <w:hyperlink r:id="rId106">
-        <w:r>
-          <w:rPr>
-            <w:lang w:val="en_US" w:bidi="en_US"/>
-          </w:rPr>
-          <w:rPr>
-            <w:color w:val="0000EE"/>
-            <w:u w:val="single"/>
-          </w:rPr>
-          <w:t>12:6</w:t>
-        </w:r>
-      </w:hyperlink>
+      <w:r>
+        <w:rPr>
+          <w:lang w:val="en_US" w:bidi="en_US"/>
+        </w:rPr>
+        <w:t>12:6</w:t>
+      </w:r>
       <w:r>
         <w:rPr>
           <w:lang w:val="en_US" w:bidi="en_US"/>
         </w:rPr>
         <w:t xml:space="preserve">; </w:t>
       </w:r>
-      <w:hyperlink r:id="rId107">
-        <w:r>
-          <w:rPr>
-            <w:lang w:val="en_US" w:bidi="en_US"/>
-          </w:rPr>
-          <w:rPr>
-            <w:color w:val="0000EE"/>
-            <w:u w:val="single"/>
-          </w:rPr>
-          <w:t>13:32</w:t>
-        </w:r>
-      </w:hyperlink>
+      <w:r>
+        <w:rPr>
+          <w:lang w:val="en_US" w:bidi="en_US"/>
+        </w:rPr>
+        <w:t>13:32</w:t>
+      </w:r>
       <w:r>
         <w:rPr>
           <w:lang w:val="en_US" w:bidi="en_US"/>
         </w:rPr>
         <w:t xml:space="preserve">; </w:t>
       </w:r>
-      <w:hyperlink r:id="rId108">
-        <w:r>
-          <w:rPr>
-            <w:lang w:val="en_US" w:bidi="en_US"/>
-          </w:rPr>
-          <w:rPr>
-            <w:color w:val="0000EE"/>
-            <w:u w:val="single"/>
-          </w:rPr>
-          <w:t>14:61–62</w:t>
-        </w:r>
-      </w:hyperlink>
+      <w:r>
+        <w:rPr>
+          <w:lang w:val="en_US" w:bidi="en_US"/>
+        </w:rPr>
+        <w:t>14:61–62</w:t>
+      </w:r>
       <w:r>
         <w:rPr>
           <w:lang w:val="en_US" w:bidi="en_US"/>
@@ -3040,54 +2398,36 @@
         </w:rPr>
         <w:t xml:space="preserve">Other titles for Jesus appear in Mark's Gospel, including Jesus's own favorite, "Son of Man" (for example, </w:t>
       </w:r>
-      <w:hyperlink r:id="rId109">
-        <w:r>
-          <w:rPr>
-            <w:lang w:val="en_US" w:bidi="en_US"/>
-          </w:rPr>
-          <w:rPr>
-            <w:color w:val="0000EE"/>
-            <w:u w:val="single"/>
-          </w:rPr>
-          <w:t>2:10</w:t>
-        </w:r>
-      </w:hyperlink>
+      <w:r>
+        <w:rPr>
+          <w:lang w:val="en_US" w:bidi="en_US"/>
+        </w:rPr>
+        <w:t>2:10</w:t>
+      </w:r>
       <w:r>
         <w:rPr>
           <w:lang w:val="en_US" w:bidi="en_US"/>
         </w:rPr>
         <w:t xml:space="preserve">). However, in Mark's Gospel, all these titles and his actions emphasize his identity as the Christ, the Son of God (for example, </w:t>
       </w:r>
-      <w:hyperlink r:id="rId110">
-        <w:r>
-          <w:rPr>
-            <w:lang w:val="en_US" w:bidi="en_US"/>
-          </w:rPr>
-          <w:rPr>
-            <w:color w:val="0000EE"/>
-            <w:u w:val="single"/>
-          </w:rPr>
-          <w:t>1:22</w:t>
-        </w:r>
-      </w:hyperlink>
+      <w:r>
+        <w:rPr>
+          <w:lang w:val="en_US" w:bidi="en_US"/>
+        </w:rPr>
+        <w:t>1:22</w:t>
+      </w:r>
       <w:r>
         <w:rPr>
           <w:lang w:val="en_US" w:bidi="en_US"/>
         </w:rPr>
         <w:t xml:space="preserve">; </w:t>
       </w:r>
-      <w:hyperlink r:id="rId111">
-        <w:r>
-          <w:rPr>
-            <w:lang w:val="en_US" w:bidi="en_US"/>
-          </w:rPr>
-          <w:rPr>
-            <w:color w:val="0000EE"/>
-            <w:u w:val="single"/>
-          </w:rPr>
-          <w:t>4:41</w:t>
-        </w:r>
-      </w:hyperlink>
+      <w:r>
+        <w:rPr>
+          <w:lang w:val="en_US" w:bidi="en_US"/>
+        </w:rPr>
+        <w:t>4:41</w:t>
+      </w:r>
       <w:r>
         <w:rPr>
           <w:lang w:val="en_US" w:bidi="en_US"/>
@@ -3108,18 +2448,12 @@
         </w:rPr>
         <w:t>During his life, the Son of God protected himself and his followers from misunderstandings about the term “Christ” (or Messiah) (see “The Secret of the Messiah” below). Jesus’s main mission as the Son of God is shown through his death, where he gave his life as a "ransom for many" (</w:t>
       </w:r>
-      <w:hyperlink r:id="rId112">
-        <w:r>
-          <w:rPr>
-            <w:lang w:val="en_US" w:bidi="en_US"/>
-          </w:rPr>
-          <w:rPr>
-            <w:color w:val="0000EE"/>
-            <w:u w:val="single"/>
-          </w:rPr>
-          <w:t>Mark 10:45</w:t>
-        </w:r>
-      </w:hyperlink>
+      <w:r>
+        <w:rPr>
+          <w:lang w:val="en_US" w:bidi="en_US"/>
+        </w:rPr>
+        <w:t>Mark 10:45</w:t>
+      </w:r>
       <w:r>
         <w:rPr>
           <w:lang w:val="en_US" w:bidi="en_US"/>
@@ -3151,270 +2485,180 @@
         </w:rPr>
         <w:t>The Gospel of Mark focuses on Jesus’s suffering and death (passion), as well as resurrection. The gospel frequently mentions the death of Jesus (</w:t>
       </w:r>
-      <w:hyperlink r:id="rId113">
-        <w:r>
-          <w:rPr>
-            <w:lang w:val="en_US" w:bidi="en_US"/>
-          </w:rPr>
-          <w:rPr>
-            <w:color w:val="0000EE"/>
-            <w:u w:val="single"/>
-          </w:rPr>
-          <w:t>2:19–20</w:t>
-        </w:r>
-      </w:hyperlink>
+      <w:r>
+        <w:rPr>
+          <w:lang w:val="en_US" w:bidi="en_US"/>
+        </w:rPr>
+        <w:t>2:19–20</w:t>
+      </w:r>
       <w:r>
         <w:rPr>
           <w:lang w:val="en_US" w:bidi="en_US"/>
         </w:rPr>
         <w:t xml:space="preserve">; </w:t>
       </w:r>
-      <w:hyperlink r:id="rId82">
-        <w:r>
-          <w:rPr>
-            <w:lang w:val="en_US" w:bidi="en_US"/>
-          </w:rPr>
-          <w:rPr>
-            <w:color w:val="0000EE"/>
-            <w:u w:val="single"/>
-          </w:rPr>
-          <w:t>3:6</w:t>
-        </w:r>
-      </w:hyperlink>
+      <w:r>
+        <w:rPr>
+          <w:lang w:val="en_US" w:bidi="en_US"/>
+        </w:rPr>
+        <w:t>3:6</w:t>
+      </w:r>
       <w:r>
         <w:rPr>
           <w:lang w:val="en_US" w:bidi="en_US"/>
         </w:rPr>
         <w:t xml:space="preserve">; </w:t>
       </w:r>
-      <w:hyperlink r:id="rId34">
-        <w:r>
-          <w:rPr>
-            <w:lang w:val="en_US" w:bidi="en_US"/>
-          </w:rPr>
-          <w:rPr>
-            <w:color w:val="0000EE"/>
-            <w:u w:val="single"/>
-          </w:rPr>
-          <w:t>8:31</w:t>
-        </w:r>
-      </w:hyperlink>
+      <w:r>
+        <w:rPr>
+          <w:lang w:val="en_US" w:bidi="en_US"/>
+        </w:rPr>
+        <w:t>8:31</w:t>
+      </w:r>
       <w:r>
         <w:rPr>
           <w:lang w:val="en_US" w:bidi="en_US"/>
         </w:rPr>
         <w:t xml:space="preserve">; </w:t>
       </w:r>
-      <w:hyperlink r:id="rId114">
-        <w:r>
-          <w:rPr>
-            <w:lang w:val="en_US" w:bidi="en_US"/>
-          </w:rPr>
-          <w:rPr>
-            <w:color w:val="0000EE"/>
-            <w:u w:val="single"/>
-          </w:rPr>
-          <w:t>9:9</w:t>
-        </w:r>
-      </w:hyperlink>
+      <w:r>
+        <w:rPr>
+          <w:lang w:val="en_US" w:bidi="en_US"/>
+        </w:rPr>
+        <w:t>9:9</w:t>
+      </w:r>
       <w:r>
         <w:rPr>
           <w:lang w:val="en_US" w:bidi="en_US"/>
         </w:rPr>
         <w:t xml:space="preserve">, </w:t>
       </w:r>
-      <w:hyperlink r:id="rId115">
-        <w:r>
-          <w:rPr>
-            <w:lang w:val="en_US" w:bidi="en_US"/>
-          </w:rPr>
-          <w:rPr>
-            <w:color w:val="0000EE"/>
-            <w:u w:val="single"/>
-          </w:rPr>
-          <w:t>12</w:t>
-        </w:r>
-      </w:hyperlink>
+      <w:r>
+        <w:rPr>
+          <w:lang w:val="en_US" w:bidi="en_US"/>
+        </w:rPr>
+        <w:t>12</w:t>
+      </w:r>
       <w:r>
         <w:rPr>
           <w:lang w:val="en_US" w:bidi="en_US"/>
         </w:rPr>
         <w:t xml:space="preserve">, </w:t>
       </w:r>
-      <w:hyperlink r:id="rId116">
-        <w:r>
-          <w:rPr>
-            <w:lang w:val="en_US" w:bidi="en_US"/>
-          </w:rPr>
-          <w:rPr>
-            <w:color w:val="0000EE"/>
-            <w:u w:val="single"/>
-          </w:rPr>
-          <w:t>31</w:t>
-        </w:r>
-      </w:hyperlink>
+      <w:r>
+        <w:rPr>
+          <w:lang w:val="en_US" w:bidi="en_US"/>
+        </w:rPr>
+        <w:t>31</w:t>
+      </w:r>
       <w:r>
         <w:rPr>
           <w:lang w:val="en_US" w:bidi="en_US"/>
         </w:rPr>
         <w:t xml:space="preserve">; </w:t>
       </w:r>
-      <w:hyperlink r:id="rId117">
-        <w:r>
-          <w:rPr>
-            <w:lang w:val="en_US" w:bidi="en_US"/>
-          </w:rPr>
-          <w:rPr>
-            <w:color w:val="0000EE"/>
-            <w:u w:val="single"/>
-          </w:rPr>
-          <w:t>10:33–34</w:t>
-        </w:r>
-      </w:hyperlink>
+      <w:r>
+        <w:rPr>
+          <w:lang w:val="en_US" w:bidi="en_US"/>
+        </w:rPr>
+        <w:t>10:33–34</w:t>
+      </w:r>
       <w:r>
         <w:rPr>
           <w:lang w:val="en_US" w:bidi="en_US"/>
         </w:rPr>
         <w:t xml:space="preserve">, </w:t>
       </w:r>
-      <w:hyperlink r:id="rId112">
-        <w:r>
-          <w:rPr>
-            <w:lang w:val="en_US" w:bidi="en_US"/>
-          </w:rPr>
-          <w:rPr>
-            <w:color w:val="0000EE"/>
-            <w:u w:val="single"/>
-          </w:rPr>
-          <w:t>45</w:t>
-        </w:r>
-      </w:hyperlink>
+      <w:r>
+        <w:rPr>
+          <w:lang w:val="en_US" w:bidi="en_US"/>
+        </w:rPr>
+        <w:t>45</w:t>
+      </w:r>
       <w:r>
         <w:rPr>
           <w:lang w:val="en_US" w:bidi="en_US"/>
         </w:rPr>
         <w:t xml:space="preserve">; </w:t>
       </w:r>
-      <w:hyperlink r:id="rId118">
-        <w:r>
-          <w:rPr>
-            <w:lang w:val="en_US" w:bidi="en_US"/>
-          </w:rPr>
-          <w:rPr>
-            <w:color w:val="0000EE"/>
-            <w:u w:val="single"/>
-          </w:rPr>
-          <w:t>12:1–11</w:t>
-        </w:r>
-      </w:hyperlink>
+      <w:r>
+        <w:rPr>
+          <w:lang w:val="en_US" w:bidi="en_US"/>
+        </w:rPr>
+        <w:t>12:1–11</w:t>
+      </w:r>
       <w:r>
         <w:rPr>
           <w:lang w:val="en_US" w:bidi="en_US"/>
         </w:rPr>
         <w:t xml:space="preserve">; </w:t>
       </w:r>
-      <w:hyperlink r:id="rId119">
-        <w:r>
-          <w:rPr>
-            <w:lang w:val="en_US" w:bidi="en_US"/>
-          </w:rPr>
-          <w:rPr>
-            <w:color w:val="0000EE"/>
-            <w:u w:val="single"/>
-          </w:rPr>
-          <w:t>14:1–11</w:t>
-        </w:r>
-      </w:hyperlink>
+      <w:r>
+        <w:rPr>
+          <w:lang w:val="en_US" w:bidi="en_US"/>
+        </w:rPr>
+        <w:t>14:1–11</w:t>
+      </w:r>
       <w:r>
         <w:rPr>
           <w:lang w:val="en_US" w:bidi="en_US"/>
         </w:rPr>
         <w:t xml:space="preserve">, </w:t>
       </w:r>
-      <w:hyperlink r:id="rId120">
-        <w:r>
-          <w:rPr>
-            <w:lang w:val="en_US" w:bidi="en_US"/>
-          </w:rPr>
-          <w:rPr>
-            <w:color w:val="0000EE"/>
-            <w:u w:val="single"/>
-          </w:rPr>
-          <w:t>21</w:t>
-        </w:r>
-      </w:hyperlink>
+      <w:r>
+        <w:rPr>
+          <w:lang w:val="en_US" w:bidi="en_US"/>
+        </w:rPr>
+        <w:t>21</w:t>
+      </w:r>
       <w:r>
         <w:rPr>
           <w:lang w:val="en_US" w:bidi="en_US"/>
         </w:rPr>
         <w:t xml:space="preserve">, </w:t>
       </w:r>
-      <w:hyperlink r:id="rId121">
-        <w:r>
-          <w:rPr>
-            <w:lang w:val="en_US" w:bidi="en_US"/>
-          </w:rPr>
-          <w:rPr>
-            <w:color w:val="0000EE"/>
-            <w:u w:val="single"/>
-          </w:rPr>
-          <w:t>24–25</w:t>
-        </w:r>
-      </w:hyperlink>
+      <w:r>
+        <w:rPr>
+          <w:lang w:val="en_US" w:bidi="en_US"/>
+        </w:rPr>
+        <w:t>24–25</w:t>
+      </w:r>
       <w:r>
         <w:rPr>
           <w:lang w:val="en_US" w:bidi="en_US"/>
         </w:rPr>
         <w:t xml:space="preserve">, </w:t>
       </w:r>
-      <w:hyperlink r:id="rId122">
-        <w:r>
-          <w:rPr>
-            <w:lang w:val="en_US" w:bidi="en_US"/>
-          </w:rPr>
-          <w:rPr>
-            <w:color w:val="0000EE"/>
-            <w:u w:val="single"/>
-          </w:rPr>
-          <w:t>36</w:t>
-        </w:r>
-      </w:hyperlink>
+      <w:r>
+        <w:rPr>
+          <w:lang w:val="en_US" w:bidi="en_US"/>
+        </w:rPr>
+        <w:t>36</w:t>
+      </w:r>
       <w:r>
         <w:rPr>
           <w:lang w:val="en_US" w:bidi="en_US"/>
         </w:rPr>
         <w:t xml:space="preserve">, </w:t>
       </w:r>
-      <w:hyperlink r:id="rId123">
-        <w:r>
-          <w:rPr>
-            <w:lang w:val="en_US" w:bidi="en_US"/>
-          </w:rPr>
-          <w:rPr>
-            <w:color w:val="0000EE"/>
-            <w:u w:val="single"/>
-          </w:rPr>
-          <w:t>14:64–15:47</w:t>
-        </w:r>
-      </w:hyperlink>
+      <w:r>
+        <w:rPr>
+          <w:lang w:val="en_US" w:bidi="en_US"/>
+        </w:rPr>
+        <w:t>14:64–15:47</w:t>
+      </w:r>
       <w:r>
         <w:rPr>
           <w:lang w:val="en_US" w:bidi="en_US"/>
         </w:rPr>
         <w:t>). Mark emphasizes that the death of Jesus was part of God's plan. His death was necessary (</w:t>
       </w:r>
-      <w:hyperlink r:id="rId34">
-        <w:r>
-          <w:rPr>
-            <w:lang w:val="en_US" w:bidi="en_US"/>
-          </w:rPr>
-          <w:rPr>
-            <w:color w:val="0000EE"/>
-            <w:u w:val="single"/>
-          </w:rPr>
-          <w:t>8:31</w:t>
-        </w:r>
-      </w:hyperlink>
+      <w:r>
+        <w:rPr>
+          <w:lang w:val="en_US" w:bidi="en_US"/>
+        </w:rPr>
+        <w:t>8:31</w:t>
+      </w:r>
       <w:r>
         <w:rPr>
           <w:lang w:val="en_US" w:bidi="en_US"/>
@@ -3435,144 +2679,96 @@
         </w:rPr>
         <w:t>This was because God planned it (</w:t>
       </w:r>
-      <w:hyperlink r:id="rId112">
-        <w:r>
-          <w:rPr>
-            <w:lang w:val="en_US" w:bidi="en_US"/>
-          </w:rPr>
-          <w:rPr>
-            <w:color w:val="0000EE"/>
-            <w:u w:val="single"/>
-          </w:rPr>
-          <w:t>10:45</w:t>
-        </w:r>
-      </w:hyperlink>
+      <w:r>
+        <w:rPr>
+          <w:lang w:val="en_US" w:bidi="en_US"/>
+        </w:rPr>
+        <w:t>10:45</w:t>
+      </w:r>
       <w:r>
         <w:rPr>
           <w:lang w:val="en_US" w:bidi="en_US"/>
         </w:rPr>
         <w:t xml:space="preserve">; </w:t>
       </w:r>
-      <w:hyperlink r:id="rId122">
-        <w:r>
-          <w:rPr>
-            <w:lang w:val="en_US" w:bidi="en_US"/>
-          </w:rPr>
-          <w:rPr>
-            <w:color w:val="0000EE"/>
-            <w:u w:val="single"/>
-          </w:rPr>
-          <w:t>14:36</w:t>
-        </w:r>
-      </w:hyperlink>
+      <w:r>
+        <w:rPr>
+          <w:lang w:val="en_US" w:bidi="en_US"/>
+        </w:rPr>
+        <w:t>14:36</w:t>
+      </w:r>
       <w:r>
         <w:rPr>
           <w:lang w:val="en_US" w:bidi="en_US"/>
         </w:rPr>
         <w:t xml:space="preserve">). The Old Testament also prophesies the death of the Christ (see </w:t>
       </w:r>
-      <w:hyperlink r:id="rId115">
-        <w:r>
-          <w:rPr>
-            <w:lang w:val="en_US" w:bidi="en_US"/>
-          </w:rPr>
-          <w:rPr>
-            <w:color w:val="0000EE"/>
-            <w:u w:val="single"/>
-          </w:rPr>
-          <w:t>9:12</w:t>
-        </w:r>
-      </w:hyperlink>
+      <w:r>
+        <w:rPr>
+          <w:lang w:val="en_US" w:bidi="en_US"/>
+        </w:rPr>
+        <w:t>9:12</w:t>
+      </w:r>
       <w:r>
         <w:rPr>
           <w:lang w:val="en_US" w:bidi="en_US"/>
         </w:rPr>
         <w:t xml:space="preserve">; </w:t>
       </w:r>
-      <w:hyperlink r:id="rId120">
-        <w:r>
-          <w:rPr>
-            <w:lang w:val="en_US" w:bidi="en_US"/>
-          </w:rPr>
-          <w:rPr>
-            <w:color w:val="0000EE"/>
-            <w:u w:val="single"/>
-          </w:rPr>
-          <w:t>14:21</w:t>
-        </w:r>
-      </w:hyperlink>
+      <w:r>
+        <w:rPr>
+          <w:lang w:val="en_US" w:bidi="en_US"/>
+        </w:rPr>
+        <w:t>14:21</w:t>
+      </w:r>
       <w:r>
         <w:rPr>
           <w:lang w:val="en_US" w:bidi="en_US"/>
         </w:rPr>
         <w:t xml:space="preserve">, </w:t>
       </w:r>
-      <w:hyperlink r:id="rId124">
-        <w:r>
-          <w:rPr>
-            <w:lang w:val="en_US" w:bidi="en_US"/>
-          </w:rPr>
-          <w:rPr>
-            <w:color w:val="0000EE"/>
-            <w:u w:val="single"/>
-          </w:rPr>
-          <w:t>27</w:t>
-        </w:r>
-      </w:hyperlink>
+      <w:r>
+        <w:rPr>
+          <w:lang w:val="en_US" w:bidi="en_US"/>
+        </w:rPr>
+        <w:t>27</w:t>
+      </w:r>
       <w:r>
         <w:rPr>
           <w:lang w:val="en_US" w:bidi="en_US"/>
         </w:rPr>
         <w:t xml:space="preserve">, </w:t>
       </w:r>
-      <w:hyperlink r:id="rId125">
-        <w:r>
-          <w:rPr>
-            <w:lang w:val="en_US" w:bidi="en_US"/>
-          </w:rPr>
-          <w:rPr>
-            <w:color w:val="0000EE"/>
-            <w:u w:val="single"/>
-          </w:rPr>
-          <w:t>49</w:t>
-        </w:r>
-      </w:hyperlink>
+      <w:r>
+        <w:rPr>
+          <w:lang w:val="en_US" w:bidi="en_US"/>
+        </w:rPr>
+        <w:t>49</w:t>
+      </w:r>
       <w:r>
         <w:rPr>
           <w:lang w:val="en_US" w:bidi="en_US"/>
         </w:rPr>
         <w:t>). Jesus came "to give His life as a ransom for many" (</w:t>
       </w:r>
-      <w:hyperlink r:id="rId112">
-        <w:r>
-          <w:rPr>
-            <w:lang w:val="en_US" w:bidi="en_US"/>
-          </w:rPr>
-          <w:rPr>
-            <w:color w:val="0000EE"/>
-            <w:u w:val="single"/>
-          </w:rPr>
-          <w:t>10:45</w:t>
-        </w:r>
-      </w:hyperlink>
+      <w:r>
+        <w:rPr>
+          <w:lang w:val="en_US" w:bidi="en_US"/>
+        </w:rPr>
+        <w:t>10:45</w:t>
+      </w:r>
       <w:r>
         <w:rPr>
           <w:lang w:val="en_US" w:bidi="en_US"/>
         </w:rPr>
         <w:t>). He also shed his blood to create a new covenant (special agreement) (</w:t>
       </w:r>
-      <w:hyperlink r:id="rId126">
-        <w:r>
-          <w:rPr>
-            <w:lang w:val="en_US" w:bidi="en_US"/>
-          </w:rPr>
-          <w:rPr>
-            <w:color w:val="0000EE"/>
-            <w:u w:val="single"/>
-          </w:rPr>
-          <w:t>14:24</w:t>
-        </w:r>
-      </w:hyperlink>
+      <w:r>
+        <w:rPr>
+          <w:lang w:val="en_US" w:bidi="en_US"/>
+        </w:rPr>
+        <w:t>14:24</w:t>
+      </w:r>
       <w:r>
         <w:rPr>
           <w:lang w:val="en_US" w:bidi="en_US"/>
@@ -3604,144 +2800,96 @@
         </w:rPr>
         <w:t xml:space="preserve">Mark emphasizes the importance of following Jesus by denying one's desires and carrying one's cross (see </w:t>
       </w:r>
-      <w:hyperlink r:id="rId127">
-        <w:r>
-          <w:rPr>
-            <w:lang w:val="en_US" w:bidi="en_US"/>
-          </w:rPr>
-          <w:rPr>
-            <w:color w:val="0000EE"/>
-            <w:u w:val="single"/>
-          </w:rPr>
-          <w:t>8:34</w:t>
-        </w:r>
-      </w:hyperlink>
+      <w:r>
+        <w:rPr>
+          <w:lang w:val="en_US" w:bidi="en_US"/>
+        </w:rPr>
+        <w:t>8:34</w:t>
+      </w:r>
       <w:r>
         <w:rPr>
           <w:lang w:val="en_US" w:bidi="en_US"/>
         </w:rPr>
         <w:t>). Being a disciple or "following Christ" (discipleship) requires full commitment. It means being willing to leave everything to live for Jesus (</w:t>
       </w:r>
-      <w:hyperlink r:id="rId128">
-        <w:r>
-          <w:rPr>
-            <w:lang w:val="en_US" w:bidi="en_US"/>
-          </w:rPr>
-          <w:rPr>
-            <w:color w:val="0000EE"/>
-            <w:u w:val="single"/>
-          </w:rPr>
-          <w:t>1:18</w:t>
-        </w:r>
-      </w:hyperlink>
+      <w:r>
+        <w:rPr>
+          <w:lang w:val="en_US" w:bidi="en_US"/>
+        </w:rPr>
+        <w:t>1:18</w:t>
+      </w:r>
       <w:r>
         <w:rPr>
           <w:lang w:val="en_US" w:bidi="en_US"/>
         </w:rPr>
         <w:t xml:space="preserve">, </w:t>
       </w:r>
-      <w:hyperlink r:id="rId129">
-        <w:r>
-          <w:rPr>
-            <w:lang w:val="en_US" w:bidi="en_US"/>
-          </w:rPr>
-          <w:rPr>
-            <w:color w:val="0000EE"/>
-            <w:u w:val="single"/>
-          </w:rPr>
-          <w:t>20</w:t>
-        </w:r>
-      </w:hyperlink>
+      <w:r>
+        <w:rPr>
+          <w:lang w:val="en_US" w:bidi="en_US"/>
+        </w:rPr>
+        <w:t>20</w:t>
+      </w:r>
       <w:r>
         <w:rPr>
           <w:lang w:val="en_US" w:bidi="en_US"/>
         </w:rPr>
         <w:t xml:space="preserve">; </w:t>
       </w:r>
-      <w:hyperlink r:id="rId130">
-        <w:r>
-          <w:rPr>
-            <w:lang w:val="en_US" w:bidi="en_US"/>
-          </w:rPr>
-          <w:rPr>
-            <w:color w:val="0000EE"/>
-            <w:u w:val="single"/>
-          </w:rPr>
-          <w:t>10:21</w:t>
-        </w:r>
-      </w:hyperlink>
+      <w:r>
+        <w:rPr>
+          <w:lang w:val="en_US" w:bidi="en_US"/>
+        </w:rPr>
+        <w:t>10:21</w:t>
+      </w:r>
       <w:r>
         <w:rPr>
           <w:lang w:val="en_US" w:bidi="en_US"/>
         </w:rPr>
         <w:t xml:space="preserve">, </w:t>
       </w:r>
-      <w:hyperlink r:id="rId131">
-        <w:r>
-          <w:rPr>
-            <w:lang w:val="en_US" w:bidi="en_US"/>
-          </w:rPr>
-          <w:rPr>
-            <w:color w:val="0000EE"/>
-            <w:u w:val="single"/>
-          </w:rPr>
-          <w:t>29</w:t>
-        </w:r>
-      </w:hyperlink>
+      <w:r>
+        <w:rPr>
+          <w:lang w:val="en_US" w:bidi="en_US"/>
+        </w:rPr>
+        <w:t>29</w:t>
+      </w:r>
       <w:r>
         <w:rPr>
           <w:lang w:val="en_US" w:bidi="en_US"/>
         </w:rPr>
         <w:t>). It may lead to persecution and death (</w:t>
       </w:r>
-      <w:hyperlink r:id="rId53">
-        <w:r>
-          <w:rPr>
-            <w:lang w:val="en_US" w:bidi="en_US"/>
-          </w:rPr>
-          <w:rPr>
-            <w:color w:val="0000EE"/>
-            <w:u w:val="single"/>
-          </w:rPr>
-          <w:t>13:9–13</w:t>
-        </w:r>
-      </w:hyperlink>
+      <w:r>
+        <w:rPr>
+          <w:lang w:val="en_US" w:bidi="en_US"/>
+        </w:rPr>
+        <w:t>13:9–13</w:t>
+      </w:r>
       <w:r>
         <w:rPr>
           <w:lang w:val="en_US" w:bidi="en_US"/>
         </w:rPr>
         <w:t>a). But God promises Christians that enduring in faith leads to salvation and eternal life (</w:t>
       </w:r>
-      <w:hyperlink r:id="rId132">
-        <w:r>
-          <w:rPr>
-            <w:lang w:val="en_US" w:bidi="en_US"/>
-          </w:rPr>
-          <w:rPr>
-            <w:color w:val="0000EE"/>
-            <w:u w:val="single"/>
-          </w:rPr>
-          <w:t>13:13</w:t>
-        </w:r>
-      </w:hyperlink>
+      <w:r>
+        <w:rPr>
+          <w:lang w:val="en_US" w:bidi="en_US"/>
+        </w:rPr>
+        <w:t>13:13</w:t>
+      </w:r>
       <w:r>
         <w:rPr>
           <w:lang w:val="en_US" w:bidi="en_US"/>
         </w:rPr>
         <w:t xml:space="preserve">; </w:t>
       </w:r>
-      <w:hyperlink r:id="rId52">
-        <w:r>
-          <w:rPr>
-            <w:lang w:val="en_US" w:bidi="en_US"/>
-          </w:rPr>
-          <w:rPr>
-            <w:color w:val="0000EE"/>
-            <w:u w:val="single"/>
-          </w:rPr>
-          <w:t>10:30</w:t>
-        </w:r>
-      </w:hyperlink>
+      <w:r>
+        <w:rPr>
+          <w:lang w:val="en_US" w:bidi="en_US"/>
+        </w:rPr>
+        <w:t>10:30</w:t>
+      </w:r>
       <w:r>
         <w:rPr>
           <w:lang w:val="en_US" w:bidi="en_US"/>
@@ -3773,18 +2921,12 @@
         </w:rPr>
         <w:t>Throughout Mark’s Gospel, Jesus tells others not to reveal his true identity as the Messiah (or Christ). Scholars often call this the "Messianic Secret." Jesus likely does this because many people misunderstand who he is and what he came to do. Still, the secret cannot be kept (</w:t>
       </w:r>
-      <w:hyperlink r:id="rId133">
-        <w:r>
-          <w:rPr>
-            <w:lang w:val="en_US" w:bidi="en_US"/>
-          </w:rPr>
-          <w:rPr>
-            <w:color w:val="0000EE"/>
-            <w:u w:val="single"/>
-          </w:rPr>
-          <w:t>7:36</w:t>
-        </w:r>
-      </w:hyperlink>
+      <w:r>
+        <w:rPr>
+          <w:lang w:val="en_US" w:bidi="en_US"/>
+        </w:rPr>
+        <w:t>7:36</w:t>
+      </w:r>
       <w:r>
         <w:rPr>
           <w:lang w:val="en_US" w:bidi="en_US"/>
@@ -3816,18 +2958,12 @@
         </w:rPr>
         <w:t>The coming of God’s kingdom is central to Jesus’s message. People need to ask God to forgive them and believe the good news about Jesus because the kingdom of God "is near" (</w:t>
       </w:r>
-      <w:hyperlink r:id="rId76">
-        <w:r>
-          <w:rPr>
-            <w:lang w:val="en_US" w:bidi="en_US"/>
-          </w:rPr>
-          <w:rPr>
-            <w:color w:val="0000EE"/>
-            <w:u w:val="single"/>
-          </w:rPr>
-          <w:t>1:14–15</w:t>
-        </w:r>
-      </w:hyperlink>
+      <w:r>
+        <w:rPr>
+          <w:lang w:val="en_US" w:bidi="en_US"/>
+        </w:rPr>
+        <w:t>1:14–15</w:t>
+      </w:r>
       <w:r>
         <w:rPr>
           <w:lang w:val="en_US" w:bidi="en_US"/>
